--- a/eng/docx/57.content.docx
+++ b/eng/docx/57.content.docx
@@ -7,6 +7,15 @@
       <w:r/>
     </w:p>
     <w:p>
+      <w:pPr>
+        <w:pStyle w:val="Heading2"/>
+      </w:pPr>
+      <w:r>
+        <w:t>Resource: Study Notes (Tyndale)</w:t>
+      </w:r>
+      <w:r/>
+    </w:p>
+    <w:p>
       <w:r/>
       <w:r>
         <w:rPr>
@@ -46,7 +55,7 @@
         <w:pStyle w:val="Heading1"/>
       </w:pPr>
       <w:r>
-        <w:t>Aquifer Open Study Notes</w:t>
+        <w:t>Study Notes (Tyndale)</w:t>
       </w:r>
     </w:p>
     <w:p>
@@ -55,6 +64,51 @@
           <w:headerReference w:type="even" r:id="rId8"/>
           <w:headerReference w:type="default" r:id="rId9"/>
           <w:footerReference w:type="default" r:id="rId10"/>
+          <w:footnotePr>
+            <w:numRestart w:val="eachSect"/>
+          </w:footnotePr>
+          <w:type w:val="continuous"/>
+          <w:pgSz w:w="12240" w:h="15840" w:code="1"/>
+          <w:pgMar w:top="1440" w:right="1440" w:bottom="1440" w:left="1440" w:header="504" w:footer="504" w:gutter="0"/>
+          <w:cols w:space="708"/>
+          <w:titlePg/>
+          <w:docGrid w:linePitch="360"/>
+        </w:sectPr>
+      </w:pPr>
+    </w:p>
+    <w:p>
+      <w:r/>
+    </w:p>
+    <w:p>
+      <w:pPr>
+        <w:pStyle w:val="Heading2"/>
+      </w:pPr>
+      <w:r>
+        <w:t>PHM</w:t>
+      </w:r>
+      <w:r/>
+    </w:p>
+    <w:p>
+      <w:r/>
+      <w:r>
+        <w:rPr>
+          <w:i/>
+        </w:rPr>
+        <w:t>Philemon 1:1, Philemon 1:1–3, Philemon 1:2, Philemon 1:3, Philemon 1:4–7, Philemon 1:5, Philemon 1:6, Philemon 1:8–9, Philemon 1:10, Philemon 1:11, Philemon 1:13–14, Philemon 1:15, Philemon 1:16, Philemon 1:18, Philemon 1:19, Philemon 1:20, Philemon 1:21, Philemon 1:22, Philemon 1:23, Philemon 1:23–25, Philemon 1:24</w:t>
+      </w:r>
+      <w:r/>
+    </w:p>
+    <w:p>
+      <w:r/>
+      <w:r>
+        <w:t xml:space="preserve"> </w:t>
+      </w:r>
+      <w:r/>
+      <w:r/>
+    </w:p>
+    <w:p>
+      <w:pPr>
+        <w:sectPr>
           <w:footnotePr>
             <w:numRestart w:val="eachSect"/>
           </w:footnotePr>

--- a/eng/docx/57.content.docx
+++ b/eng/docx/57.content.docx
@@ -4,57 +4,114 @@
   <w:body>
     <w:p/>
     <w:p>
-      <w:r/>
+      <w:pPr/>
+      <w:r>
+        <w:rPr>
+          <w:lang w:val="en_US" w:bidi="en_US"/>
+        </w:rPr>
+      </w:r>
     </w:p>
     <w:p>
       <w:pPr>
         <w:pStyle w:val="Heading2"/>
       </w:pPr>
       <w:r>
+        <w:rPr>
+          <w:lang w:val="en_US" w:bidi="en_US"/>
+        </w:rPr>
         <w:t>Resource: Study Notes (Tyndale)</w:t>
       </w:r>
-      <w:r/>
-    </w:p>
-    <w:p>
-      <w:r/>
+      <w:r>
+        <w:rPr>
+          <w:lang w:val="en_US" w:bidi="en_US"/>
+        </w:rPr>
+      </w:r>
+    </w:p>
+    <w:p>
+      <w:pPr/>
+      <w:r>
+        <w:rPr>
+          <w:lang w:val="en_US" w:bidi="en_US"/>
+        </w:rPr>
+      </w:r>
       <w:r>
         <w:rPr>
           <w:b/>
+          <w:lang w:val="en_US" w:bidi="en_US"/>
         </w:rPr>
         <w:t>Aquifer Open Study Notes</w:t>
       </w:r>
     </w:p>
     <w:p>
-      <w:r/>
-      <w:r>
+      <w:pPr/>
+      <w:r>
+        <w:rPr>
+          <w:lang w:val="en_US" w:bidi="en_US"/>
+        </w:rPr>
+      </w:r>
+      <w:r>
+        <w:rPr>
+          <w:lang w:val="en_US" w:bidi="en_US"/>
+        </w:rPr>
         <w:t xml:space="preserve">This work is an adaptation of </w:t>
       </w:r>
       <w:r>
+        <w:rPr>
+          <w:lang w:val="en_US" w:bidi="en_US"/>
+        </w:rPr>
         <w:t>Tyndale Open Study Notes</w:t>
       </w:r>
       <w:r>
+        <w:rPr>
+          <w:lang w:val="en_US" w:bidi="en_US"/>
+        </w:rPr>
         <w:t xml:space="preserve"> © 2023 Tyndale House Publishers, licensed under the CC BY-SA 4.0 license. The adaptation, </w:t>
       </w:r>
       <w:r>
+        <w:rPr>
+          <w:lang w:val="en_US" w:bidi="en_US"/>
+        </w:rPr>
         <w:t>Aquifer Open Study Notes</w:t>
       </w:r>
       <w:r>
+        <w:rPr>
+          <w:lang w:val="en_US" w:bidi="en_US"/>
+        </w:rPr>
         <w:t>, was created by Mission Mutual and is also licensed under CC BY-SA 4.0.</w:t>
       </w:r>
     </w:p>
     <w:p>
-      <w:r/>
-      <w:r>
+      <w:pPr/>
+      <w:r>
+        <w:rPr>
+          <w:lang w:val="en_US" w:bidi="en_US"/>
+        </w:rPr>
+      </w:r>
+      <w:r>
+        <w:rPr>
+          <w:lang w:val="en_US" w:bidi="en_US"/>
+        </w:rPr>
         <w:t>This resource has been adapted into multiple languages, including English, Tok Pisin, Arabic (عربي), French (Français), Hindi (हिंदी), Indonesian (Bahasa Indonesia), Portuguese (Português), Russian (Русский), Spanish (Español), Swahili (Kiswahili), and Simplified Chinese (简体中文).</w:t>
       </w:r>
-      <w:r/>
-      <w:r/>
+      <w:r>
+        <w:rPr>
+          <w:lang w:val="en_US" w:bidi="en_US"/>
+        </w:rPr>
+      </w:r>
+      <w:r>
+        <w:rPr>
+          <w:lang w:val="en_US" w:bidi="en_US"/>
+        </w:rPr>
+      </w:r>
     </w:p>
     <w:p>
       <w:pPr>
         <w:pStyle w:val="Heading1"/>
       </w:pPr>
       <w:r>
+        <w:rPr>
+          <w:lang w:val="en_US" w:bidi="en_US"/>
+        </w:rPr>
         <w:t>Study Notes (Tyndale)</w:t>
       </w:r>
     </w:p>
@@ -77,34 +134,72 @@
       </w:pPr>
     </w:p>
     <w:p>
-      <w:r/>
+      <w:pPr/>
+      <w:r>
+        <w:rPr>
+          <w:lang w:val="en_US" w:bidi="en_US"/>
+        </w:rPr>
+      </w:r>
     </w:p>
     <w:p>
       <w:pPr>
         <w:pStyle w:val="Heading2"/>
       </w:pPr>
       <w:r>
+        <w:rPr>
+          <w:lang w:val="en_US" w:bidi="en_US"/>
+        </w:rPr>
         <w:t>PHM</w:t>
       </w:r>
-      <w:r/>
-    </w:p>
-    <w:p>
-      <w:r/>
+      <w:r>
+        <w:rPr>
+          <w:lang w:val="en_US" w:bidi="en_US"/>
+        </w:rPr>
+      </w:r>
+    </w:p>
+    <w:p>
+      <w:pPr/>
+      <w:r>
+        <w:rPr>
+          <w:lang w:val="en_US" w:bidi="en_US"/>
+        </w:rPr>
+      </w:r>
       <w:r>
         <w:rPr>
           <w:i/>
+          <w:lang w:val="en_US" w:bidi="en_US"/>
         </w:rPr>
         <w:t>Philemon 1:1, Philemon 1:1–3, Philemon 1:2, Philemon 1:3, Philemon 1:4–7, Philemon 1:5, Philemon 1:6, Philemon 1:8–9, Philemon 1:10, Philemon 1:11, Philemon 1:13–14, Philemon 1:15, Philemon 1:16, Philemon 1:18, Philemon 1:19, Philemon 1:20, Philemon 1:21, Philemon 1:22, Philemon 1:23, Philemon 1:23–25, Philemon 1:24</w:t>
       </w:r>
-      <w:r/>
-    </w:p>
-    <w:p>
-      <w:r/>
-      <w:r>
+      <w:r>
+        <w:rPr>
+          <w:lang w:val="en_US" w:bidi="en_US"/>
+        </w:rPr>
+      </w:r>
+    </w:p>
+    <w:p>
+      <w:pPr/>
+      <w:r>
+        <w:rPr>
+          <w:lang w:val="en_US" w:bidi="en_US"/>
+        </w:rPr>
+      </w:r>
+      <w:r>
+        <w:rPr>
+          <w:lang w:val="en_US" w:bidi="en_US"/>
+        </w:rPr>
         <w:t xml:space="preserve"> </w:t>
       </w:r>
-      <w:r/>
-      <w:r/>
+      <w:r>
+        <w:rPr>
+          <w:lang w:val="en_US" w:bidi="en_US"/>
+        </w:rPr>
+      </w:r>
+      <w:r>
+        <w:rPr>
+          <w:lang w:val="en_US" w:bidi="en_US"/>
+        </w:rPr>
+      </w:r>
     </w:p>
     <w:p>
       <w:pPr>
@@ -122,16 +217,28 @@
       </w:pPr>
     </w:p>
     <w:p>
-      <w:r/>
+      <w:pPr/>
+      <w:r>
+        <w:rPr>
+          <w:lang w:val="en_US" w:bidi="en_US"/>
+        </w:rPr>
+      </w:r>
     </w:p>
     <w:p>
       <w:pPr>
         <w:pStyle w:val="Heading2"/>
       </w:pPr>
       <w:r>
+        <w:rPr>
+          <w:lang w:val="en_US" w:bidi="en_US"/>
+        </w:rPr>
         <w:t>Philemon 1:1</w:t>
       </w:r>
-      <w:r/>
+      <w:r>
+        <w:rPr>
+          <w:lang w:val="en_US" w:bidi="en_US"/>
+        </w:rPr>
+      </w:r>
     </w:p>
     <w:p>
       <w:pPr>
@@ -139,20 +246,34 @@
         <w:spacing w:line="240" w:lineRule="auto"/>
         <w:ind w:left="720"/>
       </w:pPr>
-      <w:r/>
+      <w:r>
+        <w:rPr>
+          <w:lang w:val="en_US" w:bidi="en_US"/>
+        </w:rPr>
+      </w:r>
       <w:r>
         <w:rPr>
           <w:i/>
+          <w:lang w:val="en_US" w:bidi="en_US"/>
         </w:rPr>
         <w:t>Paul, a prisoner</w:t>
       </w:r>
       <w:r>
+        <w:rPr>
+          <w:lang w:val="en_US" w:bidi="en_US"/>
+        </w:rPr>
         <w:t xml:space="preserve">: People traditionally believe the apostle Paul wrote from prison in Rome. However, he might have written earlier from Ephesus, which is closer to Philemon’s home in Colosse (see </w:t>
       </w:r>
       <w:r>
+        <w:rPr>
+          <w:lang w:val="en_US" w:bidi="en_US"/>
+        </w:rPr>
         <w:t>Philemon Book Introduction</w:t>
       </w:r>
       <w:r>
+        <w:rPr>
+          <w:lang w:val="en_US" w:bidi="en_US"/>
+        </w:rPr>
         <w:t>, “Date and Place of Writing”).</w:t>
       </w:r>
     </w:p>
@@ -162,38 +283,60 @@
         <w:spacing w:line="240" w:lineRule="auto"/>
         <w:ind w:left="720"/>
       </w:pPr>
-      <w:r/>
+      <w:r>
+        <w:rPr>
+          <w:lang w:val="en_US" w:bidi="en_US"/>
+        </w:rPr>
+      </w:r>
       <w:r>
         <w:rPr>
           <w:i/>
+          <w:lang w:val="en_US" w:bidi="en_US"/>
         </w:rPr>
         <w:t>Timothy</w:t>
       </w:r>
       <w:r>
+        <w:rPr>
+          <w:lang w:val="en_US" w:bidi="en_US"/>
+        </w:rPr>
         <w:t>:</w:t>
       </w:r>
       <w:r>
         <w:rPr>
           <w:i/>
+          <w:lang w:val="en_US" w:bidi="en_US"/>
         </w:rPr>
         <w:t xml:space="preserve"> </w:t>
       </w:r>
       <w:r>
+        <w:rPr>
+          <w:lang w:val="en_US" w:bidi="en_US"/>
+        </w:rPr>
         <w:t>He</w:t>
       </w:r>
       <w:r>
         <w:rPr>
           <w:i/>
+          <w:lang w:val="en_US" w:bidi="en_US"/>
         </w:rPr>
         <w:t xml:space="preserve"> </w:t>
       </w:r>
       <w:r>
+        <w:rPr>
+          <w:lang w:val="en_US" w:bidi="en_US"/>
+        </w:rPr>
         <w:t>was one of Paul’s closest fellow workers (see “</w:t>
       </w:r>
       <w:r>
+        <w:rPr>
+          <w:lang w:val="en_US" w:bidi="en_US"/>
+        </w:rPr>
         <w:t>Timothy</w:t>
       </w:r>
       <w:r>
+        <w:rPr>
+          <w:lang w:val="en_US" w:bidi="en_US"/>
+        </w:rPr>
         <w:t xml:space="preserve">” Profile). </w:t>
       </w:r>
     </w:p>
@@ -203,58 +346,125 @@
         <w:spacing w:line="240" w:lineRule="auto"/>
         <w:ind w:left="720"/>
       </w:pPr>
-      <w:r/>
+      <w:r>
+        <w:rPr>
+          <w:lang w:val="en_US" w:bidi="en_US"/>
+        </w:rPr>
+      </w:r>
       <w:r>
         <w:rPr>
           <w:i/>
+          <w:lang w:val="en_US" w:bidi="en_US"/>
         </w:rPr>
         <w:t>fellow worker</w:t>
       </w:r>
       <w:r>
+        <w:rPr>
+          <w:lang w:val="en_US" w:bidi="en_US"/>
+        </w:rPr>
         <w:t>: Philemon was active in ministry for Christ.</w:t>
       </w:r>
-      <w:r/>
-      <w:r/>
-    </w:p>
-    <w:p>
-      <w:r/>
+      <w:r>
+        <w:rPr>
+          <w:lang w:val="en_US" w:bidi="en_US"/>
+        </w:rPr>
+      </w:r>
+      <w:r>
+        <w:rPr>
+          <w:lang w:val="en_US" w:bidi="en_US"/>
+        </w:rPr>
+      </w:r>
+    </w:p>
+    <w:p>
+      <w:pPr/>
+      <w:r>
+        <w:rPr>
+          <w:lang w:val="en_US" w:bidi="en_US"/>
+        </w:rPr>
+      </w:r>
     </w:p>
     <w:p>
       <w:pPr>
         <w:pStyle w:val="Heading2"/>
       </w:pPr>
       <w:r>
+        <w:rPr>
+          <w:lang w:val="en_US" w:bidi="en_US"/>
+        </w:rPr>
         <w:t>Philemon 1:1–3</w:t>
       </w:r>
-      <w:r/>
-    </w:p>
-    <w:p>
-      <w:r/>
-      <w:r>
+      <w:r>
+        <w:rPr>
+          <w:lang w:val="en_US" w:bidi="en_US"/>
+        </w:rPr>
+      </w:r>
+    </w:p>
+    <w:p>
+      <w:pPr/>
+      <w:r>
+        <w:rPr>
+          <w:lang w:val="en_US" w:bidi="en_US"/>
+        </w:rPr>
+      </w:r>
+      <w:r>
+        <w:rPr>
+          <w:lang w:val="en_US" w:bidi="en_US"/>
+        </w:rPr>
         <w:t>Paul usually begins with a short introduction followed by greetings and the invocation of grace and peace.</w:t>
       </w:r>
-      <w:r/>
-      <w:r/>
-    </w:p>
-    <w:p>
-      <w:r/>
+      <w:r>
+        <w:rPr>
+          <w:lang w:val="en_US" w:bidi="en_US"/>
+        </w:rPr>
+      </w:r>
+      <w:r>
+        <w:rPr>
+          <w:lang w:val="en_US" w:bidi="en_US"/>
+        </w:rPr>
+      </w:r>
+    </w:p>
+    <w:p>
+      <w:pPr/>
+      <w:r>
+        <w:rPr>
+          <w:lang w:val="en_US" w:bidi="en_US"/>
+        </w:rPr>
+      </w:r>
     </w:p>
     <w:p>
       <w:pPr>
         <w:pStyle w:val="Heading2"/>
       </w:pPr>
       <w:r>
+        <w:rPr>
+          <w:lang w:val="en_US" w:bidi="en_US"/>
+        </w:rPr>
         <w:t>Philemon 1:2</w:t>
       </w:r>
-      <w:r/>
-    </w:p>
-    <w:p>
-      <w:r/>
-      <w:r>
+      <w:r>
+        <w:rPr>
+          <w:lang w:val="en_US" w:bidi="en_US"/>
+        </w:rPr>
+      </w:r>
+    </w:p>
+    <w:p>
+      <w:pPr/>
+      <w:r>
+        <w:rPr>
+          <w:lang w:val="en_US" w:bidi="en_US"/>
+        </w:rPr>
+      </w:r>
+      <w:r>
+        <w:rPr>
+          <w:lang w:val="en_US" w:bidi="en_US"/>
+        </w:rPr>
         <w:t>This is not a private letter to Philemon alone but is addressed also to his family and church. • Apphia was probably Philemon’s wife. • soldier: The servant of Christ is involved in a war and must be prepared to stand firm in the face of opposition (</w:t>
       </w:r>
       <w:hyperlink r:id="rId13">
         <w:r>
+          <w:rPr>
+            <w:lang w:val="en_US" w:bidi="en_US"/>
+          </w:rPr>
           <w:rPr>
             <w:color w:val="0000EE"/>
             <w:u w:val="single"/>
@@ -263,10 +473,16 @@
         </w:r>
       </w:hyperlink>
       <w:r>
+        <w:rPr>
+          <w:lang w:val="en_US" w:bidi="en_US"/>
+        </w:rPr>
         <w:t xml:space="preserve">). • Archippus was probably Philemon’s son (also mentioned in </w:t>
       </w:r>
       <w:hyperlink r:id="rId14">
         <w:r>
+          <w:rPr>
+            <w:lang w:val="en_US" w:bidi="en_US"/>
+          </w:rPr>
           <w:rPr>
             <w:color w:val="0000EE"/>
             <w:u w:val="single"/>
@@ -275,10 +491,16 @@
         </w:r>
       </w:hyperlink>
       <w:r>
+        <w:rPr>
+          <w:lang w:val="en_US" w:bidi="en_US"/>
+        </w:rPr>
         <w:t xml:space="preserve">). • the church that meets in your house: The early Christians met together in private homes (see also </w:t>
       </w:r>
       <w:hyperlink r:id="rId15">
         <w:r>
+          <w:rPr>
+            <w:lang w:val="en_US" w:bidi="en_US"/>
+          </w:rPr>
           <w:rPr>
             <w:color w:val="0000EE"/>
             <w:u w:val="single"/>
@@ -287,10 +509,16 @@
         </w:r>
       </w:hyperlink>
       <w:r>
+        <w:rPr>
+          <w:lang w:val="en_US" w:bidi="en_US"/>
+        </w:rPr>
         <w:t xml:space="preserve">; </w:t>
       </w:r>
       <w:hyperlink r:id="rId16">
         <w:r>
+          <w:rPr>
+            <w:lang w:val="en_US" w:bidi="en_US"/>
+          </w:rPr>
           <w:rPr>
             <w:color w:val="0000EE"/>
             <w:u w:val="single"/>
@@ -299,10 +527,16 @@
         </w:r>
       </w:hyperlink>
       <w:r>
+        <w:rPr>
+          <w:lang w:val="en_US" w:bidi="en_US"/>
+        </w:rPr>
         <w:t xml:space="preserve">; </w:t>
       </w:r>
       <w:hyperlink r:id="rId17">
         <w:r>
+          <w:rPr>
+            <w:lang w:val="en_US" w:bidi="en_US"/>
+          </w:rPr>
           <w:rPr>
             <w:color w:val="0000EE"/>
             <w:u w:val="single"/>
@@ -311,30 +545,64 @@
         </w:r>
       </w:hyperlink>
       <w:r>
+        <w:rPr>
+          <w:lang w:val="en_US" w:bidi="en_US"/>
+        </w:rPr>
         <w:t>).</w:t>
       </w:r>
-      <w:r/>
-      <w:r/>
-    </w:p>
-    <w:p>
-      <w:r/>
+      <w:r>
+        <w:rPr>
+          <w:lang w:val="en_US" w:bidi="en_US"/>
+        </w:rPr>
+      </w:r>
+      <w:r>
+        <w:rPr>
+          <w:lang w:val="en_US" w:bidi="en_US"/>
+        </w:rPr>
+      </w:r>
+    </w:p>
+    <w:p>
+      <w:pPr/>
+      <w:r>
+        <w:rPr>
+          <w:lang w:val="en_US" w:bidi="en_US"/>
+        </w:rPr>
+      </w:r>
     </w:p>
     <w:p>
       <w:pPr>
         <w:pStyle w:val="Heading2"/>
       </w:pPr>
       <w:r>
+        <w:rPr>
+          <w:lang w:val="en_US" w:bidi="en_US"/>
+        </w:rPr>
         <w:t>Philemon 1:3</w:t>
       </w:r>
-      <w:r/>
-    </w:p>
-    <w:p>
-      <w:r/>
-      <w:r>
+      <w:r>
+        <w:rPr>
+          <w:lang w:val="en_US" w:bidi="en_US"/>
+        </w:rPr>
+      </w:r>
+    </w:p>
+    <w:p>
+      <w:pPr/>
+      <w:r>
+        <w:rPr>
+          <w:lang w:val="en_US" w:bidi="en_US"/>
+        </w:rPr>
+      </w:r>
+      <w:r>
+        <w:rPr>
+          <w:lang w:val="en_US" w:bidi="en_US"/>
+        </w:rPr>
         <w:t xml:space="preserve">You is plural, referring to all those mentioned in </w:t>
       </w:r>
       <w:hyperlink r:id="rId18">
         <w:r>
+          <w:rPr>
+            <w:lang w:val="en_US" w:bidi="en_US"/>
+          </w:rPr>
           <w:rPr>
             <w:color w:val="0000EE"/>
             <w:u w:val="single"/>
@@ -343,10 +611,16 @@
         </w:r>
       </w:hyperlink>
       <w:r>
+        <w:rPr>
+          <w:lang w:val="en_US" w:bidi="en_US"/>
+        </w:rPr>
         <w:t xml:space="preserve">. • Grace and peace represent traditional Greek and Hebrew greetings, respectively; they are now understood as gifts from God (cp. </w:t>
       </w:r>
       <w:hyperlink r:id="rId19">
         <w:r>
+          <w:rPr>
+            <w:lang w:val="en_US" w:bidi="en_US"/>
+          </w:rPr>
           <w:rPr>
             <w:color w:val="0000EE"/>
             <w:u w:val="single"/>
@@ -355,30 +629,64 @@
         </w:r>
       </w:hyperlink>
       <w:r>
+        <w:rPr>
+          <w:lang w:val="en_US" w:bidi="en_US"/>
+        </w:rPr>
         <w:t>).</w:t>
       </w:r>
-      <w:r/>
-      <w:r/>
-    </w:p>
-    <w:p>
-      <w:r/>
+      <w:r>
+        <w:rPr>
+          <w:lang w:val="en_US" w:bidi="en_US"/>
+        </w:rPr>
+      </w:r>
+      <w:r>
+        <w:rPr>
+          <w:lang w:val="en_US" w:bidi="en_US"/>
+        </w:rPr>
+      </w:r>
+    </w:p>
+    <w:p>
+      <w:pPr/>
+      <w:r>
+        <w:rPr>
+          <w:lang w:val="en_US" w:bidi="en_US"/>
+        </w:rPr>
+      </w:r>
     </w:p>
     <w:p>
       <w:pPr>
         <w:pStyle w:val="Heading2"/>
       </w:pPr>
       <w:r>
+        <w:rPr>
+          <w:lang w:val="en_US" w:bidi="en_US"/>
+        </w:rPr>
         <w:t>Philemon 1:4–7</w:t>
       </w:r>
-      <w:r/>
-    </w:p>
-    <w:p>
-      <w:r/>
-      <w:r>
+      <w:r>
+        <w:rPr>
+          <w:lang w:val="en_US" w:bidi="en_US"/>
+        </w:rPr>
+      </w:r>
+    </w:p>
+    <w:p>
+      <w:pPr/>
+      <w:r>
+        <w:rPr>
+          <w:lang w:val="en_US" w:bidi="en_US"/>
+        </w:rPr>
+      </w:r>
+      <w:r>
+        <w:rPr>
+          <w:lang w:val="en_US" w:bidi="en_US"/>
+        </w:rPr>
         <w:t>In his letters, Paul usually thanks God for the faith and love of his readers and mentions his prayers for them (</w:t>
       </w:r>
       <w:hyperlink r:id="rId20">
         <w:r>
+          <w:rPr>
+            <w:lang w:val="en_US" w:bidi="en_US"/>
+          </w:rPr>
           <w:rPr>
             <w:color w:val="0000EE"/>
             <w:u w:val="single"/>
@@ -387,10 +695,16 @@
         </w:r>
       </w:hyperlink>
       <w:r>
+        <w:rPr>
+          <w:lang w:val="en_US" w:bidi="en_US"/>
+        </w:rPr>
         <w:t xml:space="preserve">; </w:t>
       </w:r>
       <w:hyperlink r:id="rId21">
         <w:r>
+          <w:rPr>
+            <w:lang w:val="en_US" w:bidi="en_US"/>
+          </w:rPr>
           <w:rPr>
             <w:color w:val="0000EE"/>
             <w:u w:val="single"/>
@@ -399,10 +713,16 @@
         </w:r>
       </w:hyperlink>
       <w:r>
+        <w:rPr>
+          <w:lang w:val="en_US" w:bidi="en_US"/>
+        </w:rPr>
         <w:t xml:space="preserve">; </w:t>
       </w:r>
       <w:hyperlink r:id="rId22">
         <w:r>
+          <w:rPr>
+            <w:lang w:val="en_US" w:bidi="en_US"/>
+          </w:rPr>
           <w:rPr>
             <w:color w:val="0000EE"/>
             <w:u w:val="single"/>
@@ -411,10 +731,16 @@
         </w:r>
       </w:hyperlink>
       <w:r>
+        <w:rPr>
+          <w:lang w:val="en_US" w:bidi="en_US"/>
+        </w:rPr>
         <w:t xml:space="preserve">; contrast </w:t>
       </w:r>
       <w:hyperlink r:id="rId23">
         <w:r>
+          <w:rPr>
+            <w:lang w:val="en_US" w:bidi="en_US"/>
+          </w:rPr>
           <w:rPr>
             <w:color w:val="0000EE"/>
             <w:u w:val="single"/>
@@ -423,50 +749,112 @@
         </w:r>
       </w:hyperlink>
       <w:r>
+        <w:rPr>
+          <w:lang w:val="en_US" w:bidi="en_US"/>
+        </w:rPr>
         <w:t>). Ancient Greek letters occasionally included a section of thanksgiving following the greeting.</w:t>
       </w:r>
-      <w:r/>
-      <w:r/>
-    </w:p>
-    <w:p>
-      <w:r/>
+      <w:r>
+        <w:rPr>
+          <w:lang w:val="en_US" w:bidi="en_US"/>
+        </w:rPr>
+      </w:r>
+      <w:r>
+        <w:rPr>
+          <w:lang w:val="en_US" w:bidi="en_US"/>
+        </w:rPr>
+      </w:r>
+    </w:p>
+    <w:p>
+      <w:pPr/>
+      <w:r>
+        <w:rPr>
+          <w:lang w:val="en_US" w:bidi="en_US"/>
+        </w:rPr>
+      </w:r>
     </w:p>
     <w:p>
       <w:pPr>
         <w:pStyle w:val="Heading2"/>
       </w:pPr>
       <w:r>
+        <w:rPr>
+          <w:lang w:val="en_US" w:bidi="en_US"/>
+        </w:rPr>
         <w:t>Philemon 1:5</w:t>
       </w:r>
-      <w:r/>
-    </w:p>
-    <w:p>
-      <w:r/>
-      <w:r>
+      <w:r>
+        <w:rPr>
+          <w:lang w:val="en_US" w:bidi="en_US"/>
+        </w:rPr>
+      </w:r>
+    </w:p>
+    <w:p>
+      <w:pPr/>
+      <w:r>
+        <w:rPr>
+          <w:lang w:val="en_US" w:bidi="en_US"/>
+        </w:rPr>
+      </w:r>
+      <w:r>
+        <w:rPr>
+          <w:lang w:val="en_US" w:bidi="en_US"/>
+        </w:rPr>
         <w:t>It is by faith in Christ that we are saved, and it is by love for fellow Christians that we live out our salvation.</w:t>
       </w:r>
-      <w:r/>
-      <w:r/>
-    </w:p>
-    <w:p>
-      <w:r/>
+      <w:r>
+        <w:rPr>
+          <w:lang w:val="en_US" w:bidi="en_US"/>
+        </w:rPr>
+      </w:r>
+      <w:r>
+        <w:rPr>
+          <w:lang w:val="en_US" w:bidi="en_US"/>
+        </w:rPr>
+      </w:r>
+    </w:p>
+    <w:p>
+      <w:pPr/>
+      <w:r>
+        <w:rPr>
+          <w:lang w:val="en_US" w:bidi="en_US"/>
+        </w:rPr>
+      </w:r>
     </w:p>
     <w:p>
       <w:pPr>
         <w:pStyle w:val="Heading2"/>
       </w:pPr>
       <w:r>
+        <w:rPr>
+          <w:lang w:val="en_US" w:bidi="en_US"/>
+        </w:rPr>
         <w:t>Philemon 1:6</w:t>
       </w:r>
-      <w:r/>
-    </w:p>
-    <w:p>
-      <w:r/>
-      <w:r>
+      <w:r>
+        <w:rPr>
+          <w:lang w:val="en_US" w:bidi="en_US"/>
+        </w:rPr>
+      </w:r>
+    </w:p>
+    <w:p>
+      <w:pPr/>
+      <w:r>
+        <w:rPr>
+          <w:lang w:val="en_US" w:bidi="en_US"/>
+        </w:rPr>
+      </w:r>
+      <w:r>
+        <w:rPr>
+          <w:lang w:val="en_US" w:bidi="en_US"/>
+        </w:rPr>
         <w:t xml:space="preserve">This verse can be translated in different ways. Paul is hinting that Philemon should be gracious toward Onesimus in light of God’s goodness to Philemon (cp. </w:t>
       </w:r>
       <w:hyperlink r:id="rId24">
         <w:r>
+          <w:rPr>
+            <w:lang w:val="en_US" w:bidi="en_US"/>
+          </w:rPr>
           <w:rPr>
             <w:color w:val="0000EE"/>
             <w:u w:val="single"/>
@@ -475,10 +863,16 @@
         </w:r>
       </w:hyperlink>
       <w:r>
+        <w:rPr>
+          <w:lang w:val="en_US" w:bidi="en_US"/>
+        </w:rPr>
         <w:t xml:space="preserve">, </w:t>
       </w:r>
       <w:hyperlink r:id="rId25">
         <w:r>
+          <w:rPr>
+            <w:lang w:val="en_US" w:bidi="en_US"/>
+          </w:rPr>
           <w:rPr>
             <w:color w:val="0000EE"/>
             <w:u w:val="single"/>
@@ -487,22 +881,45 @@
         </w:r>
       </w:hyperlink>
       <w:r>
+        <w:rPr>
+          <w:lang w:val="en_US" w:bidi="en_US"/>
+        </w:rPr>
         <w:t>).</w:t>
       </w:r>
-      <w:r/>
-      <w:r/>
-    </w:p>
-    <w:p>
-      <w:r/>
+      <w:r>
+        <w:rPr>
+          <w:lang w:val="en_US" w:bidi="en_US"/>
+        </w:rPr>
+      </w:r>
+      <w:r>
+        <w:rPr>
+          <w:lang w:val="en_US" w:bidi="en_US"/>
+        </w:rPr>
+      </w:r>
+    </w:p>
+    <w:p>
+      <w:pPr/>
+      <w:r>
+        <w:rPr>
+          <w:lang w:val="en_US" w:bidi="en_US"/>
+        </w:rPr>
+      </w:r>
     </w:p>
     <w:p>
       <w:pPr>
         <w:pStyle w:val="Heading2"/>
       </w:pPr>
       <w:r>
+        <w:rPr>
+          <w:lang w:val="en_US" w:bidi="en_US"/>
+        </w:rPr>
         <w:t>Philemon 1:8–9</w:t>
       </w:r>
-      <w:r/>
+      <w:r>
+        <w:rPr>
+          <w:lang w:val="en_US" w:bidi="en_US"/>
+        </w:rPr>
+      </w:r>
     </w:p>
     <w:p>
       <w:pPr>
@@ -510,12 +927,22 @@
         <w:spacing w:line="240" w:lineRule="auto"/>
         <w:ind w:left="720"/>
       </w:pPr>
-      <w:r/>
-      <w:r>
+      <w:r>
+        <w:rPr>
+          <w:lang w:val="en_US" w:bidi="en_US"/>
+        </w:rPr>
+      </w:r>
+      <w:r>
+        <w:rPr>
+          <w:lang w:val="en_US" w:bidi="en_US"/>
+        </w:rPr>
         <w:t>The apostle Paul asked for a favor because Philemon was well-known as a kind and loving person (</w:t>
       </w:r>
       <w:hyperlink r:id="rId26">
         <w:r>
+          <w:rPr>
+            <w:lang w:val="en_US" w:bidi="en_US"/>
+          </w:rPr>
           <w:rPr>
             <w:color w:val="0000EE"/>
             <w:u w:val="single"/>
@@ -524,6 +951,9 @@
         </w:r>
       </w:hyperlink>
       <w:r>
+        <w:rPr>
+          <w:lang w:val="en_US" w:bidi="en_US"/>
+        </w:rPr>
         <w:t>). Paul could have used his authority as an apostle of Christ to demand it, but he chose to ask out of love.</w:t>
       </w:r>
     </w:p>
@@ -533,76 +963,151 @@
         <w:spacing w:line="240" w:lineRule="auto"/>
         <w:ind w:left="720"/>
       </w:pPr>
-      <w:r/>
+      <w:r>
+        <w:rPr>
+          <w:lang w:val="en_US" w:bidi="en_US"/>
+        </w:rPr>
+      </w:r>
       <w:r>
         <w:rPr>
           <w:i/>
+          <w:lang w:val="en_US" w:bidi="en_US"/>
         </w:rPr>
         <w:t>I, Paul, am now aged</w:t>
       </w:r>
       <w:r>
+        <w:rPr>
+          <w:lang w:val="en_US" w:bidi="en_US"/>
+        </w:rPr>
         <w:t xml:space="preserve">: Paul appealed to the respect owed to older people and his status as </w:t>
       </w:r>
       <w:r>
         <w:rPr>
           <w:i/>
+          <w:lang w:val="en_US" w:bidi="en_US"/>
         </w:rPr>
         <w:t>a prisoner for Christ Jesus</w:t>
       </w:r>
       <w:r>
+        <w:rPr>
+          <w:lang w:val="en_US" w:bidi="en_US"/>
+        </w:rPr>
         <w:t>, which would increase a fellow Christian’s respect.</w:t>
       </w:r>
-      <w:r/>
-      <w:r/>
-    </w:p>
-    <w:p>
-      <w:r/>
+      <w:r>
+        <w:rPr>
+          <w:lang w:val="en_US" w:bidi="en_US"/>
+        </w:rPr>
+      </w:r>
+      <w:r>
+        <w:rPr>
+          <w:lang w:val="en_US" w:bidi="en_US"/>
+        </w:rPr>
+      </w:r>
+    </w:p>
+    <w:p>
+      <w:pPr/>
+      <w:r>
+        <w:rPr>
+          <w:lang w:val="en_US" w:bidi="en_US"/>
+        </w:rPr>
+      </w:r>
     </w:p>
     <w:p>
       <w:pPr>
         <w:pStyle w:val="Heading2"/>
       </w:pPr>
       <w:r>
+        <w:rPr>
+          <w:lang w:val="en_US" w:bidi="en_US"/>
+        </w:rPr>
         <w:t>Philemon 1:10</w:t>
       </w:r>
-      <w:r/>
-    </w:p>
-    <w:p>
-      <w:r/>
-      <w:r>
+      <w:r>
+        <w:rPr>
+          <w:lang w:val="en_US" w:bidi="en_US"/>
+        </w:rPr>
+      </w:r>
+    </w:p>
+    <w:p>
+      <w:pPr/>
+      <w:r>
+        <w:rPr>
+          <w:lang w:val="en_US" w:bidi="en_US"/>
+        </w:rPr>
+      </w:r>
+      <w:r>
+        <w:rPr>
+          <w:lang w:val="en_US" w:bidi="en_US"/>
+        </w:rPr>
         <w:t>show kindness: In the Roman world, runaway slaves could be treated harshly with whipping, branding, or even execution, at the owner’s discretion. • Onesimus was Paul’s spiritual child because he became a believer through Paul’s ministry.</w:t>
       </w:r>
-      <w:r/>
-      <w:r/>
-    </w:p>
-    <w:p>
-      <w:r/>
+      <w:r>
+        <w:rPr>
+          <w:lang w:val="en_US" w:bidi="en_US"/>
+        </w:rPr>
+      </w:r>
+      <w:r>
+        <w:rPr>
+          <w:lang w:val="en_US" w:bidi="en_US"/>
+        </w:rPr>
+      </w:r>
+    </w:p>
+    <w:p>
+      <w:pPr/>
+      <w:r>
+        <w:rPr>
+          <w:lang w:val="en_US" w:bidi="en_US"/>
+        </w:rPr>
+      </w:r>
     </w:p>
     <w:p>
       <w:pPr>
         <w:pStyle w:val="Heading2"/>
       </w:pPr>
       <w:r>
+        <w:rPr>
+          <w:lang w:val="en_US" w:bidi="en_US"/>
+        </w:rPr>
         <w:t>Philemon 1:11</w:t>
       </w:r>
-      <w:r/>
-    </w:p>
-    <w:p>
-      <w:r/>
-      <w:r>
+      <w:r>
+        <w:rPr>
+          <w:lang w:val="en_US" w:bidi="en_US"/>
+        </w:rPr>
+      </w:r>
+    </w:p>
+    <w:p>
+      <w:pPr/>
+      <w:r>
+        <w:rPr>
+          <w:lang w:val="en_US" w:bidi="en_US"/>
+        </w:rPr>
+      </w:r>
+      <w:r>
+        <w:rPr>
+          <w:lang w:val="en_US" w:bidi="en_US"/>
+        </w:rPr>
         <w:t xml:space="preserve">Onesimus means “useful.” • hasn’t been of much use (literally </w:t>
       </w:r>
       <w:r>
         <w:rPr>
           <w:i/>
+          <w:lang w:val="en_US" w:bidi="en_US"/>
         </w:rPr>
         <w:t>useless</w:t>
       </w:r>
       <w:r>
+        <w:rPr>
+          <w:lang w:val="en_US" w:bidi="en_US"/>
+        </w:rPr>
         <w:t xml:space="preserve">) . . . very useful: This might be a play on words (cp. </w:t>
       </w:r>
       <w:hyperlink r:id="rId27">
         <w:r>
+          <w:rPr>
+            <w:lang w:val="en_US" w:bidi="en_US"/>
+          </w:rPr>
           <w:rPr>
             <w:color w:val="0000EE"/>
             <w:u w:val="single"/>
@@ -611,30 +1116,64 @@
         </w:r>
       </w:hyperlink>
       <w:r>
+        <w:rPr>
+          <w:lang w:val="en_US" w:bidi="en_US"/>
+        </w:rPr>
         <w:t>). Onesimus was now serving others and proclaiming the Good News. At last he had become what his name means.</w:t>
       </w:r>
-      <w:r/>
-      <w:r/>
-    </w:p>
-    <w:p>
-      <w:r/>
+      <w:r>
+        <w:rPr>
+          <w:lang w:val="en_US" w:bidi="en_US"/>
+        </w:rPr>
+      </w:r>
+      <w:r>
+        <w:rPr>
+          <w:lang w:val="en_US" w:bidi="en_US"/>
+        </w:rPr>
+      </w:r>
+    </w:p>
+    <w:p>
+      <w:pPr/>
+      <w:r>
+        <w:rPr>
+          <w:lang w:val="en_US" w:bidi="en_US"/>
+        </w:rPr>
+      </w:r>
     </w:p>
     <w:p>
       <w:pPr>
         <w:pStyle w:val="Heading2"/>
       </w:pPr>
       <w:r>
+        <w:rPr>
+          <w:lang w:val="en_US" w:bidi="en_US"/>
+        </w:rPr>
         <w:t>Philemon 1:13–14</w:t>
       </w:r>
-      <w:r/>
-    </w:p>
-    <w:p>
-      <w:r/>
-      <w:r>
+      <w:r>
+        <w:rPr>
+          <w:lang w:val="en_US" w:bidi="en_US"/>
+        </w:rPr>
+      </w:r>
+    </w:p>
+    <w:p>
+      <w:pPr/>
+      <w:r>
+        <w:rPr>
+          <w:lang w:val="en_US" w:bidi="en_US"/>
+        </w:rPr>
+      </w:r>
+      <w:r>
+        <w:rPr>
+          <w:lang w:val="en_US" w:bidi="en_US"/>
+        </w:rPr>
         <w:t xml:space="preserve">Paul hints at his desire that Philemon choose to free Onesimus to serve as Paul’s helper (also </w:t>
       </w:r>
       <w:hyperlink r:id="rId28">
         <w:r>
+          <w:rPr>
+            <w:lang w:val="en_US" w:bidi="en_US"/>
+          </w:rPr>
           <w:rPr>
             <w:color w:val="0000EE"/>
             <w:u w:val="single"/>
@@ -643,10 +1182,16 @@
         </w:r>
       </w:hyperlink>
       <w:r>
+        <w:rPr>
+          <w:lang w:val="en_US" w:bidi="en_US"/>
+        </w:rPr>
         <w:t>). The Christian life is a free response to God’s grace (</w:t>
       </w:r>
       <w:hyperlink r:id="rId29">
         <w:r>
+          <w:rPr>
+            <w:lang w:val="en_US" w:bidi="en_US"/>
+          </w:rPr>
           <w:rPr>
             <w:color w:val="0000EE"/>
             <w:u w:val="single"/>
@@ -655,10 +1200,16 @@
         </w:r>
       </w:hyperlink>
       <w:r>
+        <w:rPr>
+          <w:lang w:val="en_US" w:bidi="en_US"/>
+        </w:rPr>
         <w:t xml:space="preserve">; </w:t>
       </w:r>
       <w:hyperlink r:id="rId30">
         <w:r>
+          <w:rPr>
+            <w:lang w:val="en_US" w:bidi="en_US"/>
+          </w:rPr>
           <w:rPr>
             <w:color w:val="0000EE"/>
             <w:u w:val="single"/>
@@ -667,10 +1218,16 @@
         </w:r>
       </w:hyperlink>
       <w:r>
+        <w:rPr>
+          <w:lang w:val="en_US" w:bidi="en_US"/>
+        </w:rPr>
         <w:t xml:space="preserve">; </w:t>
       </w:r>
       <w:hyperlink r:id="rId31">
         <w:r>
+          <w:rPr>
+            <w:lang w:val="en_US" w:bidi="en_US"/>
+          </w:rPr>
           <w:rPr>
             <w:color w:val="0000EE"/>
             <w:u w:val="single"/>
@@ -679,108 +1236,234 @@
         </w:r>
       </w:hyperlink>
       <w:r>
+        <w:rPr>
+          <w:lang w:val="en_US" w:bidi="en_US"/>
+        </w:rPr>
         <w:t>).</w:t>
       </w:r>
-      <w:r/>
-      <w:r/>
-    </w:p>
-    <w:p>
-      <w:r/>
+      <w:r>
+        <w:rPr>
+          <w:lang w:val="en_US" w:bidi="en_US"/>
+        </w:rPr>
+      </w:r>
+      <w:r>
+        <w:rPr>
+          <w:lang w:val="en_US" w:bidi="en_US"/>
+        </w:rPr>
+      </w:r>
+    </w:p>
+    <w:p>
+      <w:pPr/>
+      <w:r>
+        <w:rPr>
+          <w:lang w:val="en_US" w:bidi="en_US"/>
+        </w:rPr>
+      </w:r>
     </w:p>
     <w:p>
       <w:pPr>
         <w:pStyle w:val="Heading2"/>
       </w:pPr>
       <w:r>
+        <w:rPr>
+          <w:lang w:val="en_US" w:bidi="en_US"/>
+        </w:rPr>
         <w:t>Philemon 1:15</w:t>
       </w:r>
-      <w:r/>
-    </w:p>
-    <w:p>
-      <w:r/>
-      <w:r>
+      <w:r>
+        <w:rPr>
+          <w:lang w:val="en_US" w:bidi="en_US"/>
+        </w:rPr>
+      </w:r>
+    </w:p>
+    <w:p>
+      <w:pPr/>
+      <w:r>
+        <w:rPr>
+          <w:lang w:val="en_US" w:bidi="en_US"/>
+        </w:rPr>
+      </w:r>
+      <w:r>
+        <w:rPr>
+          <w:lang w:val="en_US" w:bidi="en_US"/>
+        </w:rPr>
         <w:t xml:space="preserve">you lost Onesimus (literally </w:t>
       </w:r>
       <w:r>
         <w:rPr>
           <w:i/>
+          <w:lang w:val="en_US" w:bidi="en_US"/>
         </w:rPr>
         <w:t>he went away</w:t>
       </w:r>
       <w:r>
+        <w:rPr>
+          <w:lang w:val="en_US" w:bidi="en_US"/>
+        </w:rPr>
         <w:t>): This might be a euphemism for running away, in order not to mention Onesimus’s offense directly. • so that you could have him back forever: It is implied that God providentially arranged events to lead to Onesimus’s salvation.</w:t>
       </w:r>
-      <w:r/>
-      <w:r/>
-    </w:p>
-    <w:p>
-      <w:r/>
+      <w:r>
+        <w:rPr>
+          <w:lang w:val="en_US" w:bidi="en_US"/>
+        </w:rPr>
+      </w:r>
+      <w:r>
+        <w:rPr>
+          <w:lang w:val="en_US" w:bidi="en_US"/>
+        </w:rPr>
+      </w:r>
+    </w:p>
+    <w:p>
+      <w:pPr/>
+      <w:r>
+        <w:rPr>
+          <w:lang w:val="en_US" w:bidi="en_US"/>
+        </w:rPr>
+      </w:r>
     </w:p>
     <w:p>
       <w:pPr>
         <w:pStyle w:val="Heading2"/>
       </w:pPr>
       <w:r>
+        <w:rPr>
+          <w:lang w:val="en_US" w:bidi="en_US"/>
+        </w:rPr>
         <w:t>Philemon 1:16</w:t>
       </w:r>
-      <w:r/>
-    </w:p>
-    <w:p>
-      <w:r/>
-      <w:r>
+      <w:r>
+        <w:rPr>
+          <w:lang w:val="en_US" w:bidi="en_US"/>
+        </w:rPr>
+      </w:r>
+    </w:p>
+    <w:p>
+      <w:pPr/>
+      <w:r>
+        <w:rPr>
+          <w:lang w:val="en_US" w:bidi="en_US"/>
+        </w:rPr>
+      </w:r>
+      <w:r>
+        <w:rPr>
+          <w:lang w:val="en_US" w:bidi="en_US"/>
+        </w:rPr>
         <w:t>Though Onesimus was still legally Philemon’s slave</w:t>
       </w:r>
       <w:r>
         <w:rPr>
           <w:i/>
+          <w:lang w:val="en_US" w:bidi="en_US"/>
         </w:rPr>
         <w:t>,</w:t>
       </w:r>
       <w:r>
+        <w:rPr>
+          <w:lang w:val="en_US" w:bidi="en_US"/>
+        </w:rPr>
         <w:t xml:space="preserve"> Philemon must think of him as a beloved brother and be committed to his well-being. • both as a man and as a brother in the Lord: Brotherhood in Christ must now transform their whole relationship in both the natural and spiritual realms.</w:t>
       </w:r>
-      <w:r/>
-      <w:r/>
-    </w:p>
-    <w:p>
-      <w:r/>
+      <w:r>
+        <w:rPr>
+          <w:lang w:val="en_US" w:bidi="en_US"/>
+        </w:rPr>
+      </w:r>
+      <w:r>
+        <w:rPr>
+          <w:lang w:val="en_US" w:bidi="en_US"/>
+        </w:rPr>
+      </w:r>
+    </w:p>
+    <w:p>
+      <w:pPr/>
+      <w:r>
+        <w:rPr>
+          <w:lang w:val="en_US" w:bidi="en_US"/>
+        </w:rPr>
+      </w:r>
     </w:p>
     <w:p>
       <w:pPr>
         <w:pStyle w:val="Heading2"/>
       </w:pPr>
       <w:r>
+        <w:rPr>
+          <w:lang w:val="en_US" w:bidi="en_US"/>
+        </w:rPr>
         <w:t>Philemon 1:18</w:t>
       </w:r>
-      <w:r/>
-    </w:p>
-    <w:p>
-      <w:r/>
-      <w:r>
+      <w:r>
+        <w:rPr>
+          <w:lang w:val="en_US" w:bidi="en_US"/>
+        </w:rPr>
+      </w:r>
+    </w:p>
+    <w:p>
+      <w:pPr/>
+      <w:r>
+        <w:rPr>
+          <w:lang w:val="en_US" w:bidi="en_US"/>
+        </w:rPr>
+      </w:r>
+      <w:r>
+        <w:rPr>
+          <w:lang w:val="en_US" w:bidi="en_US"/>
+        </w:rPr>
         <w:t>Onesimus might have stolen some things from Philemon’s home or had a debt to pay off when he ran away.</w:t>
       </w:r>
-      <w:r/>
-      <w:r/>
-    </w:p>
-    <w:p>
-      <w:r/>
+      <w:r>
+        <w:rPr>
+          <w:lang w:val="en_US" w:bidi="en_US"/>
+        </w:rPr>
+      </w:r>
+      <w:r>
+        <w:rPr>
+          <w:lang w:val="en_US" w:bidi="en_US"/>
+        </w:rPr>
+      </w:r>
+    </w:p>
+    <w:p>
+      <w:pPr/>
+      <w:r>
+        <w:rPr>
+          <w:lang w:val="en_US" w:bidi="en_US"/>
+        </w:rPr>
+      </w:r>
     </w:p>
     <w:p>
       <w:pPr>
         <w:pStyle w:val="Heading2"/>
       </w:pPr>
       <w:r>
+        <w:rPr>
+          <w:lang w:val="en_US" w:bidi="en_US"/>
+        </w:rPr>
         <w:t>Philemon 1:19</w:t>
       </w:r>
-      <w:r/>
-    </w:p>
-    <w:p>
-      <w:r/>
-      <w:r>
+      <w:r>
+        <w:rPr>
+          <w:lang w:val="en_US" w:bidi="en_US"/>
+        </w:rPr>
+      </w:r>
+    </w:p>
+    <w:p>
+      <w:pPr/>
+      <w:r>
+        <w:rPr>
+          <w:lang w:val="en_US" w:bidi="en_US"/>
+        </w:rPr>
+      </w:r>
+      <w:r>
+        <w:rPr>
+          <w:lang w:val="en_US" w:bidi="en_US"/>
+        </w:rPr>
         <w:t xml:space="preserve">Paul guarantees his promise with his signature. He typically dictated his letters to a secretary; on occasion, as here, he wrote something in his own hand. • your very soul: That is, his salvation. Philemon owed Paul much more than anything Onesimus might have owed him. Whether this means Philemon was converted directly or indirectly through Paul’s preaching is not clear (cp. </w:t>
       </w:r>
       <w:hyperlink r:id="rId32">
         <w:r>
+          <w:rPr>
+            <w:lang w:val="en_US" w:bidi="en_US"/>
+          </w:rPr>
           <w:rPr>
             <w:color w:val="0000EE"/>
             <w:u w:val="single"/>
@@ -789,39 +1472,77 @@
         </w:r>
       </w:hyperlink>
       <w:r>
+        <w:rPr>
+          <w:lang w:val="en_US" w:bidi="en_US"/>
+        </w:rPr>
         <w:t>).</w:t>
       </w:r>
-      <w:r/>
-      <w:r/>
-    </w:p>
-    <w:p>
-      <w:r/>
+      <w:r>
+        <w:rPr>
+          <w:lang w:val="en_US" w:bidi="en_US"/>
+        </w:rPr>
+      </w:r>
+      <w:r>
+        <w:rPr>
+          <w:lang w:val="en_US" w:bidi="en_US"/>
+        </w:rPr>
+      </w:r>
+    </w:p>
+    <w:p>
+      <w:pPr/>
+      <w:r>
+        <w:rPr>
+          <w:lang w:val="en_US" w:bidi="en_US"/>
+        </w:rPr>
+      </w:r>
     </w:p>
     <w:p>
       <w:pPr>
         <w:pStyle w:val="Heading2"/>
       </w:pPr>
       <w:r>
+        <w:rPr>
+          <w:lang w:val="en_US" w:bidi="en_US"/>
+        </w:rPr>
         <w:t>Philemon 1:20</w:t>
       </w:r>
-      <w:r/>
-    </w:p>
-    <w:p>
-      <w:r/>
-      <w:r>
+      <w:r>
+        <w:rPr>
+          <w:lang w:val="en_US" w:bidi="en_US"/>
+        </w:rPr>
+      </w:r>
+    </w:p>
+    <w:p>
+      <w:pPr/>
+      <w:r>
+        <w:rPr>
+          <w:lang w:val="en_US" w:bidi="en_US"/>
+        </w:rPr>
+      </w:r>
+      <w:r>
+        <w:rPr>
+          <w:lang w:val="en_US" w:bidi="en_US"/>
+        </w:rPr>
         <w:t xml:space="preserve">do me this favor: Or </w:t>
       </w:r>
       <w:r>
         <w:rPr>
           <w:i/>
+          <w:lang w:val="en_US" w:bidi="en_US"/>
         </w:rPr>
         <w:t>let me have this benefit;</w:t>
       </w:r>
       <w:r>
+        <w:rPr>
+          <w:lang w:val="en_US" w:bidi="en_US"/>
+        </w:rPr>
         <w:t xml:space="preserve"> Greek onaimēn (“favor, benefit”) might be a play on the name Onesimus, which can mean “beneficial” (cp. </w:t>
       </w:r>
       <w:hyperlink r:id="rId33">
         <w:r>
+          <w:rPr>
+            <w:lang w:val="en_US" w:bidi="en_US"/>
+          </w:rPr>
           <w:rPr>
             <w:color w:val="0000EE"/>
             <w:u w:val="single"/>
@@ -830,30 +1551,64 @@
         </w:r>
       </w:hyperlink>
       <w:r>
+        <w:rPr>
+          <w:lang w:val="en_US" w:bidi="en_US"/>
+        </w:rPr>
         <w:t>).</w:t>
       </w:r>
-      <w:r/>
-      <w:r/>
-    </w:p>
-    <w:p>
-      <w:r/>
+      <w:r>
+        <w:rPr>
+          <w:lang w:val="en_US" w:bidi="en_US"/>
+        </w:rPr>
+      </w:r>
+      <w:r>
+        <w:rPr>
+          <w:lang w:val="en_US" w:bidi="en_US"/>
+        </w:rPr>
+      </w:r>
+    </w:p>
+    <w:p>
+      <w:pPr/>
+      <w:r>
+        <w:rPr>
+          <w:lang w:val="en_US" w:bidi="en_US"/>
+        </w:rPr>
+      </w:r>
     </w:p>
     <w:p>
       <w:pPr>
         <w:pStyle w:val="Heading2"/>
       </w:pPr>
       <w:r>
+        <w:rPr>
+          <w:lang w:val="en_US" w:bidi="en_US"/>
+        </w:rPr>
         <w:t>Philemon 1:21</w:t>
       </w:r>
-      <w:r/>
-    </w:p>
-    <w:p>
-      <w:r/>
-      <w:r>
+      <w:r>
+        <w:rPr>
+          <w:lang w:val="en_US" w:bidi="en_US"/>
+        </w:rPr>
+      </w:r>
+    </w:p>
+    <w:p>
+      <w:pPr/>
+      <w:r>
+        <w:rPr>
+          <w:lang w:val="en_US" w:bidi="en_US"/>
+        </w:rPr>
+      </w:r>
+      <w:r>
+        <w:rPr>
+          <w:lang w:val="en_US" w:bidi="en_US"/>
+        </w:rPr>
         <w:t xml:space="preserve">and even more: Paul might be hinting that he would like to see Onesimus released (cp. </w:t>
       </w:r>
       <w:hyperlink r:id="rId34">
         <w:r>
+          <w:rPr>
+            <w:lang w:val="en_US" w:bidi="en_US"/>
+          </w:rPr>
           <w:rPr>
             <w:color w:val="0000EE"/>
             <w:u w:val="single"/>
@@ -862,50 +1617,112 @@
         </w:r>
       </w:hyperlink>
       <w:r>
+        <w:rPr>
+          <w:lang w:val="en_US" w:bidi="en_US"/>
+        </w:rPr>
         <w:t>), or he might simply be expressing confidence in Philemon’s kindness.</w:t>
       </w:r>
-      <w:r/>
-      <w:r/>
-    </w:p>
-    <w:p>
-      <w:r/>
+      <w:r>
+        <w:rPr>
+          <w:lang w:val="en_US" w:bidi="en_US"/>
+        </w:rPr>
+      </w:r>
+      <w:r>
+        <w:rPr>
+          <w:lang w:val="en_US" w:bidi="en_US"/>
+        </w:rPr>
+      </w:r>
+    </w:p>
+    <w:p>
+      <w:pPr/>
+      <w:r>
+        <w:rPr>
+          <w:lang w:val="en_US" w:bidi="en_US"/>
+        </w:rPr>
+      </w:r>
     </w:p>
     <w:p>
       <w:pPr>
         <w:pStyle w:val="Heading2"/>
       </w:pPr>
       <w:r>
+        <w:rPr>
+          <w:lang w:val="en_US" w:bidi="en_US"/>
+        </w:rPr>
         <w:t>Philemon 1:22</w:t>
       </w:r>
-      <w:r/>
-    </w:p>
-    <w:p>
-      <w:r/>
-      <w:r>
+      <w:r>
+        <w:rPr>
+          <w:lang w:val="en_US" w:bidi="en_US"/>
+        </w:rPr>
+      </w:r>
+    </w:p>
+    <w:p>
+      <w:pPr/>
+      <w:r>
+        <w:rPr>
+          <w:lang w:val="en_US" w:bidi="en_US"/>
+        </w:rPr>
+      </w:r>
+      <w:r>
+        <w:rPr>
+          <w:lang w:val="en_US" w:bidi="en_US"/>
+        </w:rPr>
         <w:t>Paul’s request for a guest room in anticipation of his visit reinforces his request that Philemon treat Onesimus kindly. At his coming, he would see how Onesimus had been treated.</w:t>
       </w:r>
-      <w:r/>
-      <w:r/>
-    </w:p>
-    <w:p>
-      <w:r/>
+      <w:r>
+        <w:rPr>
+          <w:lang w:val="en_US" w:bidi="en_US"/>
+        </w:rPr>
+      </w:r>
+      <w:r>
+        <w:rPr>
+          <w:lang w:val="en_US" w:bidi="en_US"/>
+        </w:rPr>
+      </w:r>
+    </w:p>
+    <w:p>
+      <w:pPr/>
+      <w:r>
+        <w:rPr>
+          <w:lang w:val="en_US" w:bidi="en_US"/>
+        </w:rPr>
+      </w:r>
     </w:p>
     <w:p>
       <w:pPr>
         <w:pStyle w:val="Heading2"/>
       </w:pPr>
       <w:r>
+        <w:rPr>
+          <w:lang w:val="en_US" w:bidi="en_US"/>
+        </w:rPr>
         <w:t>Philemon 1:23</w:t>
       </w:r>
-      <w:r/>
-    </w:p>
-    <w:p>
-      <w:r/>
-      <w:r>
+      <w:r>
+        <w:rPr>
+          <w:lang w:val="en_US" w:bidi="en_US"/>
+        </w:rPr>
+      </w:r>
+    </w:p>
+    <w:p>
+      <w:pPr/>
+      <w:r>
+        <w:rPr>
+          <w:lang w:val="en_US" w:bidi="en_US"/>
+        </w:rPr>
+      </w:r>
+      <w:r>
+        <w:rPr>
+          <w:lang w:val="en_US" w:bidi="en_US"/>
+        </w:rPr>
         <w:t>Epaphras was a native of Colosse who first brought the Good News to Philemon and his family (</w:t>
       </w:r>
       <w:hyperlink r:id="rId32">
         <w:r>
+          <w:rPr>
+            <w:lang w:val="en_US" w:bidi="en_US"/>
+          </w:rPr>
           <w:rPr>
             <w:color w:val="0000EE"/>
             <w:u w:val="single"/>
@@ -914,10 +1731,16 @@
         </w:r>
       </w:hyperlink>
       <w:r>
+        <w:rPr>
+          <w:lang w:val="en_US" w:bidi="en_US"/>
+        </w:rPr>
         <w:t xml:space="preserve">; </w:t>
       </w:r>
       <w:hyperlink r:id="rId35">
         <w:r>
+          <w:rPr>
+            <w:lang w:val="en_US" w:bidi="en_US"/>
+          </w:rPr>
           <w:rPr>
             <w:color w:val="0000EE"/>
             <w:u w:val="single"/>
@@ -926,30 +1749,64 @@
         </w:r>
       </w:hyperlink>
       <w:r>
+        <w:rPr>
+          <w:lang w:val="en_US" w:bidi="en_US"/>
+        </w:rPr>
         <w:t>).</w:t>
       </w:r>
-      <w:r/>
-      <w:r/>
-    </w:p>
-    <w:p>
-      <w:r/>
+      <w:r>
+        <w:rPr>
+          <w:lang w:val="en_US" w:bidi="en_US"/>
+        </w:rPr>
+      </w:r>
+      <w:r>
+        <w:rPr>
+          <w:lang w:val="en_US" w:bidi="en_US"/>
+        </w:rPr>
+      </w:r>
+    </w:p>
+    <w:p>
+      <w:pPr/>
+      <w:r>
+        <w:rPr>
+          <w:lang w:val="en_US" w:bidi="en_US"/>
+        </w:rPr>
+      </w:r>
     </w:p>
     <w:p>
       <w:pPr>
         <w:pStyle w:val="Heading2"/>
       </w:pPr>
       <w:r>
+        <w:rPr>
+          <w:lang w:val="en_US" w:bidi="en_US"/>
+        </w:rPr>
         <w:t>Philemon 1:23–25</w:t>
       </w:r>
-      <w:r/>
-    </w:p>
-    <w:p>
-      <w:r/>
-      <w:r>
+      <w:r>
+        <w:rPr>
+          <w:lang w:val="en_US" w:bidi="en_US"/>
+        </w:rPr>
+      </w:r>
+    </w:p>
+    <w:p>
+      <w:pPr/>
+      <w:r>
+        <w:rPr>
+          <w:lang w:val="en_US" w:bidi="en_US"/>
+        </w:rPr>
+      </w:r>
+      <w:r>
+        <w:rPr>
+          <w:lang w:val="en_US" w:bidi="en_US"/>
+        </w:rPr>
         <w:t xml:space="preserve">Paul usually closes his letters with greetings from others and a benediction. Cp. </w:t>
       </w:r>
       <w:hyperlink r:id="rId36">
         <w:r>
+          <w:rPr>
+            <w:lang w:val="en_US" w:bidi="en_US"/>
+          </w:rPr>
           <w:rPr>
             <w:color w:val="0000EE"/>
             <w:u w:val="single"/>
@@ -958,30 +1815,64 @@
         </w:r>
       </w:hyperlink>
       <w:r>
+        <w:rPr>
+          <w:lang w:val="en_US" w:bidi="en_US"/>
+        </w:rPr>
         <w:t>; Paul’s letters to the Colossians and to Philemon were probably carried to Colosse at the same time by Tychicus and Onesimus.</w:t>
       </w:r>
-      <w:r/>
-      <w:r/>
-    </w:p>
-    <w:p>
-      <w:r/>
+      <w:r>
+        <w:rPr>
+          <w:lang w:val="en_US" w:bidi="en_US"/>
+        </w:rPr>
+      </w:r>
+      <w:r>
+        <w:rPr>
+          <w:lang w:val="en_US" w:bidi="en_US"/>
+        </w:rPr>
+      </w:r>
+    </w:p>
+    <w:p>
+      <w:pPr/>
+      <w:r>
+        <w:rPr>
+          <w:lang w:val="en_US" w:bidi="en_US"/>
+        </w:rPr>
+      </w:r>
     </w:p>
     <w:p>
       <w:pPr>
         <w:pStyle w:val="Heading2"/>
       </w:pPr>
       <w:r>
+        <w:rPr>
+          <w:lang w:val="en_US" w:bidi="en_US"/>
+        </w:rPr>
         <w:t>Philemon 1:24</w:t>
       </w:r>
-      <w:r/>
-    </w:p>
-    <w:p>
-      <w:r/>
-      <w:r>
+      <w:r>
+        <w:rPr>
+          <w:lang w:val="en_US" w:bidi="en_US"/>
+        </w:rPr>
+      </w:r>
+    </w:p>
+    <w:p>
+      <w:pPr/>
+      <w:r>
+        <w:rPr>
+          <w:lang w:val="en_US" w:bidi="en_US"/>
+        </w:rPr>
+      </w:r>
+      <w:r>
+        <w:rPr>
+          <w:lang w:val="en_US" w:bidi="en_US"/>
+        </w:rPr>
         <w:t>These men are also mentioned at the end of Colossians (</w:t>
       </w:r>
       <w:hyperlink r:id="rId37">
         <w:r>
+          <w:rPr>
+            <w:lang w:val="en_US" w:bidi="en_US"/>
+          </w:rPr>
           <w:rPr>
             <w:color w:val="0000EE"/>
             <w:u w:val="single"/>
@@ -990,10 +1881,16 @@
         </w:r>
       </w:hyperlink>
       <w:r>
+        <w:rPr>
+          <w:lang w:val="en_US" w:bidi="en_US"/>
+        </w:rPr>
         <w:t xml:space="preserve">, </w:t>
       </w:r>
       <w:hyperlink r:id="rId38">
         <w:r>
+          <w:rPr>
+            <w:lang w:val="en_US" w:bidi="en_US"/>
+          </w:rPr>
           <w:rPr>
             <w:color w:val="0000EE"/>
             <w:u w:val="single"/>
@@ -1002,16 +1899,28 @@
         </w:r>
       </w:hyperlink>
       <w:r>
+        <w:rPr>
+          <w:lang w:val="en_US" w:bidi="en_US"/>
+        </w:rPr>
         <w:t>). • co-workers: They helped Paul spread the Good News. • Mark: See “</w:t>
       </w:r>
       <w:r>
+        <w:rPr>
+          <w:lang w:val="en_US" w:bidi="en_US"/>
+        </w:rPr>
         <w:t>John Mark</w:t>
       </w:r>
       <w:r>
+        <w:rPr>
+          <w:lang w:val="en_US" w:bidi="en_US"/>
+        </w:rPr>
         <w:t>” Profile. • Aristarchus was a faithful associate of Paul for many years (</w:t>
       </w:r>
       <w:hyperlink r:id="rId39">
         <w:r>
+          <w:rPr>
+            <w:lang w:val="en_US" w:bidi="en_US"/>
+          </w:rPr>
           <w:rPr>
             <w:color w:val="0000EE"/>
             <w:u w:val="single"/>
@@ -1020,10 +1929,16 @@
         </w:r>
       </w:hyperlink>
       <w:r>
+        <w:rPr>
+          <w:lang w:val="en_US" w:bidi="en_US"/>
+        </w:rPr>
         <w:t xml:space="preserve">; </w:t>
       </w:r>
       <w:hyperlink r:id="rId40">
         <w:r>
+          <w:rPr>
+            <w:lang w:val="en_US" w:bidi="en_US"/>
+          </w:rPr>
           <w:rPr>
             <w:color w:val="0000EE"/>
             <w:u w:val="single"/>
@@ -1032,10 +1947,16 @@
         </w:r>
       </w:hyperlink>
       <w:r>
+        <w:rPr>
+          <w:lang w:val="en_US" w:bidi="en_US"/>
+        </w:rPr>
         <w:t xml:space="preserve">; </w:t>
       </w:r>
       <w:hyperlink r:id="rId41">
         <w:r>
+          <w:rPr>
+            <w:lang w:val="en_US" w:bidi="en_US"/>
+          </w:rPr>
           <w:rPr>
             <w:color w:val="0000EE"/>
             <w:u w:val="single"/>
@@ -1044,10 +1965,16 @@
         </w:r>
       </w:hyperlink>
       <w:r>
+        <w:rPr>
+          <w:lang w:val="en_US" w:bidi="en_US"/>
+        </w:rPr>
         <w:t>). • Demas was a co-worker who later abandoned Paul (</w:t>
       </w:r>
       <w:hyperlink r:id="rId42">
         <w:r>
+          <w:rPr>
+            <w:lang w:val="en_US" w:bidi="en_US"/>
+          </w:rPr>
           <w:rPr>
             <w:color w:val="0000EE"/>
             <w:u w:val="single"/>
@@ -1056,16 +1983,33 @@
         </w:r>
       </w:hyperlink>
       <w:r>
+        <w:rPr>
+          <w:lang w:val="en_US" w:bidi="en_US"/>
+        </w:rPr>
         <w:t>). • Luke: See “</w:t>
       </w:r>
       <w:r>
+        <w:rPr>
+          <w:lang w:val="en_US" w:bidi="en_US"/>
+        </w:rPr>
         <w:t>Luke</w:t>
       </w:r>
       <w:r>
+        <w:rPr>
+          <w:lang w:val="en_US" w:bidi="en_US"/>
+        </w:rPr>
         <w:t>” Profile.</w:t>
       </w:r>
-      <w:r/>
-      <w:r/>
+      <w:r>
+        <w:rPr>
+          <w:lang w:val="en_US" w:bidi="en_US"/>
+        </w:rPr>
+      </w:r>
+      <w:r>
+        <w:rPr>
+          <w:lang w:val="en_US" w:bidi="en_US"/>
+        </w:rPr>
+      </w:r>
     </w:p>
     <w:sectPr>
       <w:footnotePr>
@@ -2967,7 +3911,7 @@
     <w:rPrDefault>
       <w:rPr>
         <w:rFonts w:ascii="Times New Roman" w:eastAsia="Times New Roman" w:hAnsi="Times New Roman" w:cs="Times New Roman"/>
-        <w:lang w:val="en-US" w:eastAsia="en-US" w:bidi="ar-SA"/>
+        <w:lang w:val="en_US" w:eastAsia="en-US" w:bidi="ar-SA"/>
       </w:rPr>
     </w:rPrDefault>
     <w:pPrDefault/>

--- a/eng/docx/57.content.docx
+++ b/eng/docx/57.content.docx
@@ -410,7 +410,7 @@
         <w:rPr>
           <w:lang w:val="en_US" w:bidi="en_US"/>
         </w:rPr>
-        <w:t>Paul usually begins with a short introduction followed by greetings and the invocation of grace and peace.</w:t>
+        <w:t>The apostle Paul usually begins his letters with a brief introduction. He then offers greetings and calls for grace and peace.</w:t>
       </w:r>
       <w:r>
         <w:rPr>
@@ -448,17 +448,64 @@
       </w:r>
     </w:p>
     <w:p>
-      <w:pPr/>
-      <w:r>
-        <w:rPr>
-          <w:lang w:val="en_US" w:bidi="en_US"/>
-        </w:rPr>
-      </w:r>
-      <w:r>
-        <w:rPr>
-          <w:lang w:val="en_US" w:bidi="en_US"/>
-        </w:rPr>
-        <w:t>This is not a private letter to Philemon alone but is addressed also to his family and church. • Apphia was probably Philemon’s wife. • soldier: The servant of Christ is involved in a war and must be prepared to stand firm in the face of opposition (</w:t>
+      <w:pPr>
+        <w:pStyle w:val="ListBullet"/>
+        <w:spacing w:line="240" w:lineRule="auto"/>
+        <w:ind w:left="720"/>
+      </w:pPr>
+      <w:r>
+        <w:rPr>
+          <w:lang w:val="en_US" w:bidi="en_US"/>
+        </w:rPr>
+      </w:r>
+      <w:r>
+        <w:rPr>
+          <w:lang w:val="en_US" w:bidi="en_US"/>
+        </w:rPr>
+        <w:t xml:space="preserve">This letter is not just for Philemon, it is also for his family and the church that met in their home. </w:t>
+      </w:r>
+    </w:p>
+    <w:p>
+      <w:pPr>
+        <w:pStyle w:val="ListBullet"/>
+        <w:spacing w:line="240" w:lineRule="auto"/>
+        <w:ind w:left="720"/>
+      </w:pPr>
+      <w:r>
+        <w:rPr>
+          <w:lang w:val="en_US" w:bidi="en_US"/>
+        </w:rPr>
+      </w:r>
+      <w:r>
+        <w:rPr>
+          <w:lang w:val="en_US" w:bidi="en_US"/>
+        </w:rPr>
+        <w:t>Apphia was probably Philemon’s wife.</w:t>
+      </w:r>
+    </w:p>
+    <w:p>
+      <w:pPr>
+        <w:pStyle w:val="ListBullet"/>
+        <w:spacing w:line="240" w:lineRule="auto"/>
+        <w:ind w:left="720"/>
+      </w:pPr>
+      <w:r>
+        <w:rPr>
+          <w:lang w:val="en_US" w:bidi="en_US"/>
+        </w:rPr>
+      </w:r>
+      <w:r>
+        <w:rPr>
+          <w:i/>
+          <w:lang w:val="en_US" w:bidi="en_US"/>
+        </w:rPr>
+        <w:t>our fellow soldier</w:t>
+      </w:r>
+      <w:r>
+        <w:rPr>
+          <w:lang w:val="en_US" w:bidi="en_US"/>
+        </w:rPr>
+        <w:t>: This refers to a servant of Christ who is in a spiritual battle and must be ready to fight against challenges (</w:t>
       </w:r>
       <w:hyperlink r:id="rId13">
         <w:r>
@@ -469,14 +516,32 @@
             <w:color w:val="0000EE"/>
             <w:u w:val="single"/>
           </w:rPr>
-          <w:t>Eph 6:10–17</w:t>
+          <w:t>Ephesians 6:10–17</w:t>
         </w:r>
       </w:hyperlink>
       <w:r>
         <w:rPr>
           <w:lang w:val="en_US" w:bidi="en_US"/>
         </w:rPr>
-        <w:t xml:space="preserve">). • Archippus was probably Philemon’s son (also mentioned in </w:t>
+        <w:t>).</w:t>
+      </w:r>
+    </w:p>
+    <w:p>
+      <w:pPr>
+        <w:pStyle w:val="ListBullet"/>
+        <w:spacing w:line="240" w:lineRule="auto"/>
+        <w:ind w:left="720"/>
+      </w:pPr>
+      <w:r>
+        <w:rPr>
+          <w:lang w:val="en_US" w:bidi="en_US"/>
+        </w:rPr>
+      </w:r>
+      <w:r>
+        <w:rPr>
+          <w:lang w:val="en_US" w:bidi="en_US"/>
+        </w:rPr>
+        <w:t xml:space="preserve">Archippus was probably Philemon’s son (also mentioned in </w:t>
       </w:r>
       <w:hyperlink r:id="rId14">
         <w:r>
@@ -487,14 +552,39 @@
             <w:color w:val="0000EE"/>
             <w:u w:val="single"/>
           </w:rPr>
-          <w:t>Col 4:17</w:t>
+          <w:t>Colossians 4:17</w:t>
         </w:r>
       </w:hyperlink>
       <w:r>
         <w:rPr>
           <w:lang w:val="en_US" w:bidi="en_US"/>
         </w:rPr>
-        <w:t xml:space="preserve">). • the church that meets in your house: The early Christians met together in private homes (see also </w:t>
+        <w:t xml:space="preserve">). </w:t>
+      </w:r>
+    </w:p>
+    <w:p>
+      <w:pPr>
+        <w:pStyle w:val="ListBullet"/>
+        <w:spacing w:line="240" w:lineRule="auto"/>
+        <w:ind w:left="720"/>
+      </w:pPr>
+      <w:r>
+        <w:rPr>
+          <w:lang w:val="en_US" w:bidi="en_US"/>
+        </w:rPr>
+      </w:r>
+      <w:r>
+        <w:rPr>
+          <w:i/>
+          <w:lang w:val="en_US" w:bidi="en_US"/>
+        </w:rPr>
+        <w:t>the church that meets in your house</w:t>
+      </w:r>
+      <w:r>
+        <w:rPr>
+          <w:lang w:val="en_US" w:bidi="en_US"/>
+        </w:rPr>
+        <w:t xml:space="preserve">: This confirms that some early Christians would gather in private homes for worship (see also </w:t>
       </w:r>
       <w:hyperlink r:id="rId15">
         <w:r>
@@ -505,7 +595,7 @@
             <w:color w:val="0000EE"/>
             <w:u w:val="single"/>
           </w:rPr>
-          <w:t>Rom 16:5</w:t>
+          <w:t>Romans 16:5</w:t>
         </w:r>
       </w:hyperlink>
       <w:r>
@@ -523,7 +613,7 @@
             <w:color w:val="0000EE"/>
             <w:u w:val="single"/>
           </w:rPr>
-          <w:t>1 Cor 16:19</w:t>
+          <w:t>1 Corinthians 16:19</w:t>
         </w:r>
       </w:hyperlink>
       <w:r>
@@ -541,7 +631,7 @@
             <w:color w:val="0000EE"/>
             <w:u w:val="single"/>
           </w:rPr>
-          <w:t>Col 4:15</w:t>
+          <w:t>Colossians 4:15</w:t>
         </w:r>
       </w:hyperlink>
       <w:r>
@@ -586,17 +676,28 @@
       </w:r>
     </w:p>
     <w:p>
-      <w:pPr/>
-      <w:r>
-        <w:rPr>
-          <w:lang w:val="en_US" w:bidi="en_US"/>
-        </w:rPr>
-      </w:r>
-      <w:r>
-        <w:rPr>
-          <w:lang w:val="en_US" w:bidi="en_US"/>
-        </w:rPr>
-        <w:t xml:space="preserve">You is plural, referring to all those mentioned in </w:t>
+      <w:pPr>
+        <w:pStyle w:val="ListBullet"/>
+        <w:spacing w:line="240" w:lineRule="auto"/>
+        <w:ind w:left="720"/>
+      </w:pPr>
+      <w:r>
+        <w:rPr>
+          <w:lang w:val="en_US" w:bidi="en_US"/>
+        </w:rPr>
+      </w:r>
+      <w:r>
+        <w:rPr>
+          <w:i/>
+          <w:lang w:val="en_US" w:bidi="en_US"/>
+        </w:rPr>
+        <w:t>You</w:t>
+      </w:r>
+      <w:r>
+        <w:rPr>
+          <w:lang w:val="en_US" w:bidi="en_US"/>
+        </w:rPr>
+        <w:t xml:space="preserve"> is plural, referring to everyone mentioned in </w:t>
       </w:r>
       <w:hyperlink r:id="rId18">
         <w:r>
@@ -614,7 +715,32 @@
         <w:rPr>
           <w:lang w:val="en_US" w:bidi="en_US"/>
         </w:rPr>
-        <w:t xml:space="preserve">. • Grace and peace represent traditional Greek and Hebrew greetings, respectively; they are now understood as gifts from God (cp. </w:t>
+        <w:t>.</w:t>
+      </w:r>
+    </w:p>
+    <w:p>
+      <w:pPr>
+        <w:pStyle w:val="ListBullet"/>
+        <w:spacing w:line="240" w:lineRule="auto"/>
+        <w:ind w:left="720"/>
+      </w:pPr>
+      <w:r>
+        <w:rPr>
+          <w:lang w:val="en_US" w:bidi="en_US"/>
+        </w:rPr>
+      </w:r>
+      <w:r>
+        <w:rPr>
+          <w:i/>
+          <w:lang w:val="en_US" w:bidi="en_US"/>
+        </w:rPr>
+        <w:t>Grace and peace</w:t>
+      </w:r>
+      <w:r>
+        <w:rPr>
+          <w:lang w:val="en_US" w:bidi="en_US"/>
+        </w:rPr>
+        <w:t xml:space="preserve">: This is a traditional Greek and Hebrew greeting. They are now understood as gifts from God (compare </w:t>
       </w:r>
       <w:hyperlink r:id="rId19">
         <w:r>
@@ -625,7 +751,7 @@
             <w:color w:val="0000EE"/>
             <w:u w:val="single"/>
           </w:rPr>
-          <w:t>Rom 5:1–2</w:t>
+          <w:t>Romans 5:1–2</w:t>
         </w:r>
       </w:hyperlink>
       <w:r>
@@ -680,7 +806,7 @@
         <w:rPr>
           <w:lang w:val="en_US" w:bidi="en_US"/>
         </w:rPr>
-        <w:t>In his letters, Paul usually thanks God for the faith and love of his readers and mentions his prayers for them (</w:t>
+        <w:t>In his letters, Paul usually thanks God for the faith and love of the people he writes to. He also tells them that he prays for them (</w:t>
       </w:r>
       <w:hyperlink r:id="rId20">
         <w:r>
@@ -691,7 +817,7 @@
             <w:color w:val="0000EE"/>
             <w:u w:val="single"/>
           </w:rPr>
-          <w:t>Rom 1:8–12</w:t>
+          <w:t>Romans 1:8–12</w:t>
         </w:r>
       </w:hyperlink>
       <w:r>
@@ -709,7 +835,7 @@
             <w:color w:val="0000EE"/>
             <w:u w:val="single"/>
           </w:rPr>
-          <w:t>1 Cor 1:4–9</w:t>
+          <w:t>1 Corinthians 1:4–9</w:t>
         </w:r>
       </w:hyperlink>
       <w:r>
@@ -727,7 +853,7 @@
             <w:color w:val="0000EE"/>
             <w:u w:val="single"/>
           </w:rPr>
-          <w:t>2 Cor 1:3–11</w:t>
+          <w:t>2 Corinthians 1:3–11</w:t>
         </w:r>
       </w:hyperlink>
       <w:r>
@@ -745,14 +871,14 @@
             <w:color w:val="0000EE"/>
             <w:u w:val="single"/>
           </w:rPr>
-          <w:t>Gal 1:6–10</w:t>
+          <w:t>Galatians 1:6–10</w:t>
         </w:r>
       </w:hyperlink>
       <w:r>
         <w:rPr>
           <w:lang w:val="en_US" w:bidi="en_US"/>
         </w:rPr>
-        <w:t>). Ancient Greek letters occasionally included a section of thanksgiving following the greeting.</w:t>
+        <w:t>). Ancient Greek letters sometimes included a thanksgiving section after the greeting.</w:t>
       </w:r>
       <w:r>
         <w:rPr>
@@ -848,7 +974,7 @@
         <w:rPr>
           <w:lang w:val="en_US" w:bidi="en_US"/>
         </w:rPr>
-        <w:t xml:space="preserve">This verse can be translated in different ways. Paul is hinting that Philemon should be gracious toward Onesimus in light of God’s goodness to Philemon (cp. </w:t>
+        <w:t xml:space="preserve">You can translate this verse in different ways. Paul is hinting that Philemon should be gracious toward Onesimus because God has been good to Philemon (compare </w:t>
       </w:r>
       <w:hyperlink r:id="rId24">
         <w:r>
@@ -1030,36 +1156,58 @@
       </w:r>
     </w:p>
     <w:p>
+      <w:pPr>
+        <w:pStyle w:val="ListBullet"/>
+        <w:spacing w:line="240" w:lineRule="auto"/>
+        <w:ind w:left="720"/>
+      </w:pPr>
+      <w:r>
+        <w:rPr>
+          <w:lang w:val="en_US" w:bidi="en_US"/>
+        </w:rPr>
+      </w:r>
+      <w:r>
+        <w:rPr>
+          <w:lang w:val="en_US" w:bidi="en_US"/>
+        </w:rPr>
+        <w:t>In the Roman world, owners could be harsh towards slaves who ran away. They could whip, mark, or even execute them.</w:t>
+      </w:r>
+    </w:p>
+    <w:p>
+      <w:pPr>
+        <w:pStyle w:val="ListBullet"/>
+        <w:spacing w:line="240" w:lineRule="auto"/>
+        <w:ind w:left="720"/>
+      </w:pPr>
+      <w:r>
+        <w:rPr>
+          <w:lang w:val="en_US" w:bidi="en_US"/>
+        </w:rPr>
+      </w:r>
+      <w:r>
+        <w:rPr>
+          <w:lang w:val="en_US" w:bidi="en_US"/>
+        </w:rPr>
+        <w:t>Onesimus was Paul's spiritual child because he became a Christian through Paul's ministry.</w:t>
+      </w:r>
+      <w:r>
+        <w:rPr>
+          <w:lang w:val="en_US" w:bidi="en_US"/>
+        </w:rPr>
+      </w:r>
+      <w:r>
+        <w:rPr>
+          <w:lang w:val="en_US" w:bidi="en_US"/>
+        </w:rPr>
+      </w:r>
+    </w:p>
+    <w:p>
       <w:pPr/>
       <w:r>
         <w:rPr>
           <w:lang w:val="en_US" w:bidi="en_US"/>
         </w:rPr>
       </w:r>
-      <w:r>
-        <w:rPr>
-          <w:lang w:val="en_US" w:bidi="en_US"/>
-        </w:rPr>
-        <w:t>show kindness: In the Roman world, runaway slaves could be treated harshly with whipping, branding, or even execution, at the owner’s discretion. • Onesimus was Paul’s spiritual child because he became a believer through Paul’s ministry.</w:t>
-      </w:r>
-      <w:r>
-        <w:rPr>
-          <w:lang w:val="en_US" w:bidi="en_US"/>
-        </w:rPr>
-      </w:r>
-      <w:r>
-        <w:rPr>
-          <w:lang w:val="en_US" w:bidi="en_US"/>
-        </w:rPr>
-      </w:r>
-    </w:p>
-    <w:p>
-      <w:pPr/>
-      <w:r>
-        <w:rPr>
-          <w:lang w:val="en_US" w:bidi="en_US"/>
-        </w:rPr>
-      </w:r>
     </w:p>
     <w:p>
       <w:pPr>
@@ -1078,30 +1226,46 @@
       </w:r>
     </w:p>
     <w:p>
-      <w:pPr/>
-      <w:r>
-        <w:rPr>
-          <w:lang w:val="en_US" w:bidi="en_US"/>
-        </w:rPr>
-      </w:r>
-      <w:r>
-        <w:rPr>
-          <w:lang w:val="en_US" w:bidi="en_US"/>
-        </w:rPr>
-        <w:t xml:space="preserve">Onesimus means “useful.” • hasn’t been of much use (literally </w:t>
+      <w:pPr>
+        <w:pStyle w:val="ListBullet"/>
+        <w:spacing w:line="240" w:lineRule="auto"/>
+        <w:ind w:left="720"/>
+      </w:pPr>
+      <w:r>
+        <w:rPr>
+          <w:lang w:val="en_US" w:bidi="en_US"/>
+        </w:rPr>
+      </w:r>
+      <w:r>
+        <w:rPr>
+          <w:lang w:val="en_US" w:bidi="en_US"/>
+        </w:rPr>
+        <w:t xml:space="preserve">Onesimus means “useful.” </w:t>
+      </w:r>
+    </w:p>
+    <w:p>
+      <w:pPr>
+        <w:pStyle w:val="ListBullet"/>
+        <w:spacing w:line="240" w:lineRule="auto"/>
+        <w:ind w:left="720"/>
+      </w:pPr>
+      <w:r>
+        <w:rPr>
+          <w:lang w:val="en_US" w:bidi="en_US"/>
+        </w:rPr>
       </w:r>
       <w:r>
         <w:rPr>
           <w:i/>
           <w:lang w:val="en_US" w:bidi="en_US"/>
         </w:rPr>
-        <w:t>useless</w:t>
-      </w:r>
-      <w:r>
-        <w:rPr>
-          <w:lang w:val="en_US" w:bidi="en_US"/>
-        </w:rPr>
-        <w:t xml:space="preserve">) . . . very useful: This might be a play on words (cp. </w:t>
+        <w:t>Formerly he was useless, but now he has become useful</w:t>
+      </w:r>
+      <w:r>
+        <w:rPr>
+          <w:lang w:val="en_US" w:bidi="en_US"/>
+        </w:rPr>
+        <w:t xml:space="preserve">: This might be a play on words (compare </w:t>
       </w:r>
       <w:hyperlink r:id="rId27">
         <w:r>
@@ -1119,7 +1283,7 @@
         <w:rPr>
           <w:lang w:val="en_US" w:bidi="en_US"/>
         </w:rPr>
-        <w:t>). Onesimus was now serving others and proclaiming the Good News. At last he had become what his name means.</w:t>
+        <w:t>). Onesimus was now serving others and sharing the good news about Jesus. At last he had become what his name means.</w:t>
       </w:r>
       <w:r>
         <w:rPr>
@@ -1167,7 +1331,7 @@
         <w:rPr>
           <w:lang w:val="en_US" w:bidi="en_US"/>
         </w:rPr>
-        <w:t xml:space="preserve">Paul hints at his desire that Philemon choose to free Onesimus to serve as Paul’s helper (also </w:t>
+        <w:t xml:space="preserve">Paul suggests that he wants Philemon to decide to free Onesimus so he can help Paul (also </w:t>
       </w:r>
       <w:hyperlink r:id="rId28">
         <w:r>
@@ -1185,7 +1349,7 @@
         <w:rPr>
           <w:lang w:val="en_US" w:bidi="en_US"/>
         </w:rPr>
-        <w:t>). The Christian life is a free response to God’s grace (</w:t>
+        <w:t>). The Christian life is a voluntary response to God's grace (</w:t>
       </w:r>
       <w:hyperlink r:id="rId29">
         <w:r>
@@ -1196,7 +1360,7 @@
             <w:color w:val="0000EE"/>
             <w:u w:val="single"/>
           </w:rPr>
-          <w:t>Rom 12:1</w:t>
+          <w:t>Romans 12:1</w:t>
         </w:r>
       </w:hyperlink>
       <w:r>
@@ -1214,7 +1378,7 @@
             <w:color w:val="0000EE"/>
             <w:u w:val="single"/>
           </w:rPr>
-          <w:t>Eph 4:1</w:t>
+          <w:t>Ephesians 4:1</w:t>
         </w:r>
       </w:hyperlink>
       <w:r>
@@ -1232,7 +1396,7 @@
             <w:color w:val="0000EE"/>
             <w:u w:val="single"/>
           </w:rPr>
-          <w:t>Col 3:12–13</w:t>
+          <w:t>Colossians 3:12–13</w:t>
         </w:r>
       </w:hyperlink>
       <w:r>
@@ -1277,30 +1441,143 @@
       </w:r>
     </w:p>
     <w:p>
+      <w:pPr>
+        <w:pStyle w:val="ListBullet"/>
+        <w:spacing w:line="240" w:lineRule="auto"/>
+        <w:ind w:left="720"/>
+      </w:pPr>
+      <w:r>
+        <w:rPr>
+          <w:lang w:val="en_US" w:bidi="en_US"/>
+        </w:rPr>
+      </w:r>
+      <w:r>
+        <w:rPr>
+          <w:i/>
+          <w:lang w:val="en_US" w:bidi="en_US"/>
+        </w:rPr>
+        <w:t>He was separated from you</w:t>
+      </w:r>
+      <w:r>
+        <w:rPr>
+          <w:lang w:val="en_US" w:bidi="en_US"/>
+        </w:rPr>
+        <w:t xml:space="preserve"> (literally </w:t>
+      </w:r>
+      <w:r>
+        <w:rPr>
+          <w:i/>
+          <w:lang w:val="en_US" w:bidi="en_US"/>
+        </w:rPr>
+        <w:t>he went away</w:t>
+      </w:r>
+      <w:r>
+        <w:rPr>
+          <w:lang w:val="en_US" w:bidi="en_US"/>
+        </w:rPr>
+        <w:t>): This may be a polite way of saying that Onesimus ran away. Paul might be avoiding a direct mention of what Onesimus did.</w:t>
+      </w:r>
+    </w:p>
+    <w:p>
+      <w:pPr>
+        <w:pStyle w:val="ListBullet"/>
+        <w:spacing w:line="240" w:lineRule="auto"/>
+        <w:ind w:left="720"/>
+      </w:pPr>
+      <w:r>
+        <w:rPr>
+          <w:lang w:val="en_US" w:bidi="en_US"/>
+        </w:rPr>
+      </w:r>
+      <w:r>
+        <w:rPr>
+          <w:i/>
+          <w:lang w:val="en_US" w:bidi="en_US"/>
+        </w:rPr>
+        <w:t>so that you might have him back for good</w:t>
+      </w:r>
+      <w:r>
+        <w:rPr>
+          <w:lang w:val="en_US" w:bidi="en_US"/>
+        </w:rPr>
+        <w:t>: Paul implies that God guided these events so that Onesimus would come to faith.</w:t>
+      </w:r>
+      <w:r>
+        <w:rPr>
+          <w:lang w:val="en_US" w:bidi="en_US"/>
+        </w:rPr>
+      </w:r>
+      <w:r>
+        <w:rPr>
+          <w:lang w:val="en_US" w:bidi="en_US"/>
+        </w:rPr>
+      </w:r>
+    </w:p>
+    <w:p>
       <w:pPr/>
       <w:r>
         <w:rPr>
           <w:lang w:val="en_US" w:bidi="en_US"/>
         </w:rPr>
       </w:r>
-      <w:r>
-        <w:rPr>
-          <w:lang w:val="en_US" w:bidi="en_US"/>
-        </w:rPr>
-        <w:t xml:space="preserve">you lost Onesimus (literally </w:t>
+    </w:p>
+    <w:p>
+      <w:pPr>
+        <w:pStyle w:val="Heading2"/>
+      </w:pPr>
+      <w:r>
+        <w:rPr>
+          <w:lang w:val="en_US" w:bidi="en_US"/>
+        </w:rPr>
+        <w:t>Philemon 1:16</w:t>
+      </w:r>
+      <w:r>
+        <w:rPr>
+          <w:lang w:val="en_US" w:bidi="en_US"/>
+        </w:rPr>
+      </w:r>
+    </w:p>
+    <w:p>
+      <w:pPr>
+        <w:pStyle w:val="ListBullet"/>
+        <w:spacing w:line="240" w:lineRule="auto"/>
+        <w:ind w:left="720"/>
+      </w:pPr>
+      <w:r>
+        <w:rPr>
+          <w:lang w:val="en_US" w:bidi="en_US"/>
+        </w:rPr>
+      </w:r>
+      <w:r>
+        <w:rPr>
+          <w:lang w:val="en_US" w:bidi="en_US"/>
+        </w:rPr>
+        <w:t>Even though Onesimus was still legally Philemon’s slave, Philemon should consider him a beloved brother and care for his well-being.</w:t>
+      </w:r>
+    </w:p>
+    <w:p>
+      <w:pPr>
+        <w:pStyle w:val="ListBullet"/>
+        <w:spacing w:line="240" w:lineRule="auto"/>
+        <w:ind w:left="720"/>
+      </w:pPr>
+      <w:r>
+        <w:rPr>
+          <w:lang w:val="en_US" w:bidi="en_US"/>
+        </w:rPr>
       </w:r>
       <w:r>
         <w:rPr>
           <w:i/>
           <w:lang w:val="en_US" w:bidi="en_US"/>
         </w:rPr>
-        <w:t>he went away</w:t>
-      </w:r>
-      <w:r>
-        <w:rPr>
-          <w:lang w:val="en_US" w:bidi="en_US"/>
-        </w:rPr>
-        <w:t>): This might be a euphemism for running away, in order not to mention Onesimus’s offense directly. • so that you could have him back forever: It is implied that God providentially arranged events to lead to Onesimus’s salvation.</w:t>
+        <w:t>both in person and in the Lord</w:t>
+      </w:r>
+      <w:r>
+        <w:rPr>
+          <w:lang w:val="en_US" w:bidi="en_US"/>
+        </w:rPr>
+        <w:t>: They were spiritual brothers in Christ so this should now change their entire relationship in both the natural and spiritual worlds.</w:t>
       </w:r>
       <w:r>
         <w:rPr>
@@ -1329,7 +1606,7 @@
         <w:rPr>
           <w:lang w:val="en_US" w:bidi="en_US"/>
         </w:rPr>
-        <w:t>Philemon 1:16</w:t>
+        <w:t>Philemon 1:18</w:t>
       </w:r>
       <w:r>
         <w:rPr>
@@ -1348,116 +1625,84 @@
         <w:rPr>
           <w:lang w:val="en_US" w:bidi="en_US"/>
         </w:rPr>
-        <w:t>Though Onesimus was still legally Philemon’s slave</w:t>
+        <w:t>Onesimus might have stolen some things from Philemon’s home or had a debt to pay off when he ran away.</w:t>
+      </w:r>
+      <w:r>
+        <w:rPr>
+          <w:lang w:val="en_US" w:bidi="en_US"/>
+        </w:rPr>
+      </w:r>
+      <w:r>
+        <w:rPr>
+          <w:lang w:val="en_US" w:bidi="en_US"/>
+        </w:rPr>
+      </w:r>
+    </w:p>
+    <w:p>
+      <w:pPr/>
+      <w:r>
+        <w:rPr>
+          <w:lang w:val="en_US" w:bidi="en_US"/>
+        </w:rPr>
+      </w:r>
+    </w:p>
+    <w:p>
+      <w:pPr>
+        <w:pStyle w:val="Heading2"/>
+      </w:pPr>
+      <w:r>
+        <w:rPr>
+          <w:lang w:val="en_US" w:bidi="en_US"/>
+        </w:rPr>
+        <w:t>Philemon 1:19</w:t>
+      </w:r>
+      <w:r>
+        <w:rPr>
+          <w:lang w:val="en_US" w:bidi="en_US"/>
+        </w:rPr>
+      </w:r>
+    </w:p>
+    <w:p>
+      <w:pPr>
+        <w:pStyle w:val="ListBullet"/>
+        <w:spacing w:line="240" w:lineRule="auto"/>
+        <w:ind w:left="720"/>
+      </w:pPr>
+      <w:r>
+        <w:rPr>
+          <w:lang w:val="en_US" w:bidi="en_US"/>
+        </w:rPr>
+      </w:r>
+      <w:r>
+        <w:rPr>
+          <w:lang w:val="en_US" w:bidi="en_US"/>
+        </w:rPr>
+        <w:t>Paul guarantees his promise by adding his own signature. He usually dictated his letters to a secretary, but at times he wrote a short part in his own handwriting, as he does here.</w:t>
+      </w:r>
+    </w:p>
+    <w:p>
+      <w:pPr>
+        <w:pStyle w:val="ListBullet"/>
+        <w:spacing w:line="240" w:lineRule="auto"/>
+        <w:ind w:left="720"/>
+      </w:pPr>
+      <w:r>
+        <w:rPr>
+          <w:lang w:val="en_US" w:bidi="en_US"/>
+        </w:rPr>
       </w:r>
       <w:r>
         <w:rPr>
           <w:i/>
           <w:lang w:val="en_US" w:bidi="en_US"/>
         </w:rPr>
-        <w:t>,</w:t>
-      </w:r>
-      <w:r>
-        <w:rPr>
-          <w:lang w:val="en_US" w:bidi="en_US"/>
-        </w:rPr>
-        <w:t xml:space="preserve"> Philemon must think of him as a beloved brother and be committed to his well-being. • both as a man and as a brother in the Lord: Brotherhood in Christ must now transform their whole relationship in both the natural and spiritual realms.</w:t>
-      </w:r>
-      <w:r>
-        <w:rPr>
-          <w:lang w:val="en_US" w:bidi="en_US"/>
-        </w:rPr>
-      </w:r>
-      <w:r>
-        <w:rPr>
-          <w:lang w:val="en_US" w:bidi="en_US"/>
-        </w:rPr>
-      </w:r>
-    </w:p>
-    <w:p>
-      <w:pPr/>
-      <w:r>
-        <w:rPr>
-          <w:lang w:val="en_US" w:bidi="en_US"/>
-        </w:rPr>
-      </w:r>
-    </w:p>
-    <w:p>
-      <w:pPr>
-        <w:pStyle w:val="Heading2"/>
-      </w:pPr>
-      <w:r>
-        <w:rPr>
-          <w:lang w:val="en_US" w:bidi="en_US"/>
-        </w:rPr>
-        <w:t>Philemon 1:18</w:t>
-      </w:r>
-      <w:r>
-        <w:rPr>
-          <w:lang w:val="en_US" w:bidi="en_US"/>
-        </w:rPr>
-      </w:r>
-    </w:p>
-    <w:p>
-      <w:pPr/>
-      <w:r>
-        <w:rPr>
-          <w:lang w:val="en_US" w:bidi="en_US"/>
-        </w:rPr>
-      </w:r>
-      <w:r>
-        <w:rPr>
-          <w:lang w:val="en_US" w:bidi="en_US"/>
-        </w:rPr>
-        <w:t>Onesimus might have stolen some things from Philemon’s home or had a debt to pay off when he ran away.</w:t>
-      </w:r>
-      <w:r>
-        <w:rPr>
-          <w:lang w:val="en_US" w:bidi="en_US"/>
-        </w:rPr>
-      </w:r>
-      <w:r>
-        <w:rPr>
-          <w:lang w:val="en_US" w:bidi="en_US"/>
-        </w:rPr>
-      </w:r>
-    </w:p>
-    <w:p>
-      <w:pPr/>
-      <w:r>
-        <w:rPr>
-          <w:lang w:val="en_US" w:bidi="en_US"/>
-        </w:rPr>
-      </w:r>
-    </w:p>
-    <w:p>
-      <w:pPr>
-        <w:pStyle w:val="Heading2"/>
-      </w:pPr>
-      <w:r>
-        <w:rPr>
-          <w:lang w:val="en_US" w:bidi="en_US"/>
-        </w:rPr>
-        <w:t>Philemon 1:19</w:t>
-      </w:r>
-      <w:r>
-        <w:rPr>
-          <w:lang w:val="en_US" w:bidi="en_US"/>
-        </w:rPr>
-      </w:r>
-    </w:p>
-    <w:p>
-      <w:pPr/>
-      <w:r>
-        <w:rPr>
-          <w:lang w:val="en_US" w:bidi="en_US"/>
-        </w:rPr>
-      </w:r>
-      <w:r>
-        <w:rPr>
-          <w:lang w:val="en_US" w:bidi="en_US"/>
-        </w:rPr>
-        <w:t xml:space="preserve">Paul guarantees his promise with his signature. He typically dictated his letters to a secretary; on occasion, as here, he wrote something in his own hand. • your very soul: That is, his salvation. Philemon owed Paul much more than anything Onesimus might have owed him. Whether this means Philemon was converted directly or indirectly through Paul’s preaching is not clear (cp. </w:t>
+        <w:t>your very self</w:t>
+      </w:r>
+      <w:r>
+        <w:rPr>
+          <w:lang w:val="en_US" w:bidi="en_US"/>
+        </w:rPr>
+        <w:t xml:space="preserve">: This means Philemon’s salvation. Philemon owed Paul far more than anything Onesimus might have owed him. It is not clear whether Paul led Philemon to faith directly or whether Philemon believed through Paul’s wider preaching (compare </w:t>
       </w:r>
       <w:hyperlink r:id="rId32">
         <w:r>
@@ -1468,7 +1713,7 @@
             <w:color w:val="0000EE"/>
             <w:u w:val="single"/>
           </w:rPr>
-          <w:t>Col 1:7</w:t>
+          <w:t>Colossians 1:7</w:t>
         </w:r>
       </w:hyperlink>
       <w:r>
@@ -1521,22 +1766,48 @@
       </w:r>
       <w:r>
         <w:rPr>
-          <w:lang w:val="en_US" w:bidi="en_US"/>
-        </w:rPr>
-        <w:t xml:space="preserve">do me this favor: Or </w:t>
-      </w:r>
-      <w:r>
-        <w:rPr>
           <w:i/>
           <w:lang w:val="en_US" w:bidi="en_US"/>
         </w:rPr>
-        <w:t>let me have this benefit;</w:t>
-      </w:r>
-      <w:r>
-        <w:rPr>
-          <w:lang w:val="en_US" w:bidi="en_US"/>
-        </w:rPr>
-        <w:t xml:space="preserve"> Greek onaimēn (“favor, benefit”) might be a play on the name Onesimus, which can mean “beneficial” (cp. </w:t>
+        <w:t>let me have some benefit</w:t>
+      </w:r>
+      <w:r>
+        <w:rPr>
+          <w:lang w:val="en_US" w:bidi="en_US"/>
+        </w:rPr>
+        <w:t>:</w:t>
+      </w:r>
+      <w:r>
+        <w:rPr>
+          <w:lang w:val="en_US" w:bidi="en_US"/>
+        </w:rPr>
+        <w:t xml:space="preserve"> Or do </w:t>
+      </w:r>
+      <w:r>
+        <w:rPr>
+          <w:i/>
+          <w:lang w:val="en_US" w:bidi="en_US"/>
+        </w:rPr>
+        <w:t>me this favor</w:t>
+      </w:r>
+      <w:r>
+        <w:rPr>
+          <w:lang w:val="en_US" w:bidi="en_US"/>
+        </w:rPr>
+        <w:t xml:space="preserve">. The Greek word </w:t>
+      </w:r>
+      <w:r>
+        <w:rPr>
+          <w:i/>
+          <w:lang w:val="en_US" w:bidi="en_US"/>
+        </w:rPr>
+        <w:t>onaimēn</w:t>
+      </w:r>
+      <w:r>
+        <w:rPr>
+          <w:lang w:val="en_US" w:bidi="en_US"/>
+        </w:rPr>
+        <w:t xml:space="preserve"> (meaning “favor” or “benefit”) may be a wordplay on the name Onesimus, which can mean “useful” or “beneficial” (compare </w:t>
       </w:r>
       <w:hyperlink r:id="rId33">
         <w:r>
@@ -1602,7 +1873,7 @@
         <w:rPr>
           <w:lang w:val="en_US" w:bidi="en_US"/>
         </w:rPr>
-        <w:t xml:space="preserve">and even more: Paul might be hinting that he would like to see Onesimus released (cp. </w:t>
+        <w:t xml:space="preserve">Paul may be suggesting that he hopes Philemon will set Onesimus free (see </w:t>
       </w:r>
       <w:hyperlink r:id="rId34">
         <w:r>
@@ -1620,7 +1891,7 @@
         <w:rPr>
           <w:lang w:val="en_US" w:bidi="en_US"/>
         </w:rPr>
-        <w:t>), or he might simply be expressing confidence in Philemon’s kindness.</w:t>
+        <w:t>). He may also be expressing his trust in Philemon’s kindness.</w:t>
       </w:r>
       <w:r>
         <w:rPr>
@@ -1668,7 +1939,7 @@
         <w:rPr>
           <w:lang w:val="en_US" w:bidi="en_US"/>
         </w:rPr>
-        <w:t>Paul’s request for a guest room in anticipation of his visit reinforces his request that Philemon treat Onesimus kindly. At his coming, he would see how Onesimus had been treated.</w:t>
+        <w:t>Paul asked for a guest room because he planned to visit. This request supported his plea for Philemon to treat Onesimus kindly. When Paul arrived, he would see how Philemon would treat Onesimus.</w:t>
       </w:r>
       <w:r>
         <w:rPr>
@@ -1716,7 +1987,7 @@
         <w:rPr>
           <w:lang w:val="en_US" w:bidi="en_US"/>
         </w:rPr>
-        <w:t>Epaphras was a native of Colosse who first brought the Good News to Philemon and his family (</w:t>
+        <w:t>Epaphras was a native of Colossae who first brought the good news to Philemon and his family (</w:t>
       </w:r>
       <w:hyperlink r:id="rId32">
         <w:r>
@@ -1727,7 +1998,7 @@
             <w:color w:val="0000EE"/>
             <w:u w:val="single"/>
           </w:rPr>
-          <w:t>Col 1:7</w:t>
+          <w:t>Colossians 1:7</w:t>
         </w:r>
       </w:hyperlink>
       <w:r>
@@ -1800,7 +2071,7 @@
         <w:rPr>
           <w:lang w:val="en_US" w:bidi="en_US"/>
         </w:rPr>
-        <w:t xml:space="preserve">Paul usually closes his letters with greetings from others and a benediction. Cp. </w:t>
+        <w:t xml:space="preserve">Paul often ends his letters with greetings from others and a blessing. Compare </w:t>
       </w:r>
       <w:hyperlink r:id="rId36">
         <w:r>
@@ -1811,14 +2082,14 @@
             <w:color w:val="0000EE"/>
             <w:u w:val="single"/>
           </w:rPr>
-          <w:t>Col 4:7–18</w:t>
+          <w:t>Colossians 4:7–18</w:t>
         </w:r>
       </w:hyperlink>
       <w:r>
         <w:rPr>
           <w:lang w:val="en_US" w:bidi="en_US"/>
         </w:rPr>
-        <w:t>; Paul’s letters to the Colossians and to Philemon were probably carried to Colosse at the same time by Tychicus and Onesimus.</w:t>
+        <w:t>. Paul’s letters to the Colossians and to Philemon were probably carried to Colossae at the same time by Tychicus and Onesimus.</w:t>
       </w:r>
       <w:r>
         <w:rPr>
@@ -1856,17 +2127,21 @@
       </w:r>
     </w:p>
     <w:p>
-      <w:pPr/>
-      <w:r>
-        <w:rPr>
-          <w:lang w:val="en_US" w:bidi="en_US"/>
-        </w:rPr>
-      </w:r>
-      <w:r>
-        <w:rPr>
-          <w:lang w:val="en_US" w:bidi="en_US"/>
-        </w:rPr>
-        <w:t>These men are also mentioned at the end of Colossians (</w:t>
+      <w:pPr>
+        <w:pStyle w:val="ListBullet"/>
+        <w:spacing w:line="240" w:lineRule="auto"/>
+        <w:ind w:left="720"/>
+      </w:pPr>
+      <w:r>
+        <w:rPr>
+          <w:lang w:val="en_US" w:bidi="en_US"/>
+        </w:rPr>
+      </w:r>
+      <w:r>
+        <w:rPr>
+          <w:lang w:val="en_US" w:bidi="en_US"/>
+        </w:rPr>
+        <w:t>Paul mentions these men at the end of his letter to the Colossians (</w:t>
       </w:r>
       <w:hyperlink r:id="rId37">
         <w:r>
@@ -1877,7 +2152,7 @@
             <w:color w:val="0000EE"/>
             <w:u w:val="single"/>
           </w:rPr>
-          <w:t>Col 4:10</w:t>
+          <w:t>Colossians 4:10</w:t>
         </w:r>
       </w:hyperlink>
       <w:r>
@@ -1902,7 +2177,57 @@
         <w:rPr>
           <w:lang w:val="en_US" w:bidi="en_US"/>
         </w:rPr>
-        <w:t>). • co-workers: They helped Paul spread the Good News. • Mark: See “</w:t>
+        <w:t xml:space="preserve">). </w:t>
+      </w:r>
+    </w:p>
+    <w:p>
+      <w:pPr>
+        <w:pStyle w:val="ListBullet"/>
+        <w:spacing w:line="240" w:lineRule="auto"/>
+        <w:ind w:left="720"/>
+      </w:pPr>
+      <w:r>
+        <w:rPr>
+          <w:lang w:val="en_US" w:bidi="en_US"/>
+        </w:rPr>
+      </w:r>
+      <w:r>
+        <w:rPr>
+          <w:i/>
+          <w:lang w:val="en_US" w:bidi="en_US"/>
+        </w:rPr>
+        <w:t>fellow workers</w:t>
+      </w:r>
+      <w:r>
+        <w:rPr>
+          <w:lang w:val="en_US" w:bidi="en_US"/>
+        </w:rPr>
+        <w:t>: They helped the apostle Paul spread the good news about Jesus.</w:t>
+      </w:r>
+    </w:p>
+    <w:p>
+      <w:pPr>
+        <w:pStyle w:val="ListBullet"/>
+        <w:spacing w:line="240" w:lineRule="auto"/>
+        <w:ind w:left="720"/>
+      </w:pPr>
+      <w:r>
+        <w:rPr>
+          <w:lang w:val="en_US" w:bidi="en_US"/>
+        </w:rPr>
+      </w:r>
+      <w:r>
+        <w:rPr>
+          <w:i/>
+          <w:lang w:val="en_US" w:bidi="en_US"/>
+        </w:rPr>
+        <w:t>Mark</w:t>
+      </w:r>
+      <w:r>
+        <w:rPr>
+          <w:lang w:val="en_US" w:bidi="en_US"/>
+        </w:rPr>
+        <w:t>: See “</w:t>
       </w:r>
       <w:r>
         <w:rPr>
@@ -1914,7 +2239,32 @@
         <w:rPr>
           <w:lang w:val="en_US" w:bidi="en_US"/>
         </w:rPr>
-        <w:t>” Profile. • Aristarchus was a faithful associate of Paul for many years (</w:t>
+        <w:t>” Profile.</w:t>
+      </w:r>
+    </w:p>
+    <w:p>
+      <w:pPr>
+        <w:pStyle w:val="ListBullet"/>
+        <w:spacing w:line="240" w:lineRule="auto"/>
+        <w:ind w:left="720"/>
+      </w:pPr>
+      <w:r>
+        <w:rPr>
+          <w:lang w:val="en_US" w:bidi="en_US"/>
+        </w:rPr>
+      </w:r>
+      <w:r>
+        <w:rPr>
+          <w:i/>
+          <w:lang w:val="en_US" w:bidi="en_US"/>
+        </w:rPr>
+        <w:t xml:space="preserve">Aristarchus: </w:t>
+      </w:r>
+      <w:r>
+        <w:rPr>
+          <w:lang w:val="en_US" w:bidi="en_US"/>
+        </w:rPr>
+        <w:t>He was a faithful helper who served with Paul for many years (</w:t>
       </w:r>
       <w:hyperlink r:id="rId39">
         <w:r>
@@ -1968,7 +2318,32 @@
         <w:rPr>
           <w:lang w:val="en_US" w:bidi="en_US"/>
         </w:rPr>
-        <w:t>). • Demas was a co-worker who later abandoned Paul (</w:t>
+        <w:t>).</w:t>
+      </w:r>
+    </w:p>
+    <w:p>
+      <w:pPr>
+        <w:pStyle w:val="ListBullet"/>
+        <w:spacing w:line="240" w:lineRule="auto"/>
+        <w:ind w:left="720"/>
+      </w:pPr>
+      <w:r>
+        <w:rPr>
+          <w:lang w:val="en_US" w:bidi="en_US"/>
+        </w:rPr>
+      </w:r>
+      <w:r>
+        <w:rPr>
+          <w:i/>
+          <w:lang w:val="en_US" w:bidi="en_US"/>
+        </w:rPr>
+        <w:t>Demas</w:t>
+      </w:r>
+      <w:r>
+        <w:rPr>
+          <w:lang w:val="en_US" w:bidi="en_US"/>
+        </w:rPr>
+        <w:t>: He was a fellow worker who later abandoned Paul (</w:t>
       </w:r>
       <w:hyperlink r:id="rId42">
         <w:r>
@@ -1979,14 +2354,39 @@
             <w:color w:val="0000EE"/>
             <w:u w:val="single"/>
           </w:rPr>
-          <w:t>2 Tim 4:10</w:t>
+          <w:t>2 Timothy 4:10</w:t>
         </w:r>
       </w:hyperlink>
       <w:r>
         <w:rPr>
           <w:lang w:val="en_US" w:bidi="en_US"/>
         </w:rPr>
-        <w:t>). • Luke: See “</w:t>
+        <w:t>).</w:t>
+      </w:r>
+    </w:p>
+    <w:p>
+      <w:pPr>
+        <w:pStyle w:val="ListBullet"/>
+        <w:spacing w:line="240" w:lineRule="auto"/>
+        <w:ind w:left="720"/>
+      </w:pPr>
+      <w:r>
+        <w:rPr>
+          <w:lang w:val="en_US" w:bidi="en_US"/>
+        </w:rPr>
+      </w:r>
+      <w:r>
+        <w:rPr>
+          <w:i/>
+          <w:lang w:val="en_US" w:bidi="en_US"/>
+        </w:rPr>
+        <w:t>Luke</w:t>
+      </w:r>
+      <w:r>
+        <w:rPr>
+          <w:lang w:val="en_US" w:bidi="en_US"/>
+        </w:rPr>
+        <w:t>: See “</w:t>
       </w:r>
       <w:r>
         <w:rPr>

--- a/eng/docx/57.content.docx
+++ b/eng/docx/57.content.docx
@@ -163,13 +163,6 @@
         <w:rPr>
           <w:lang w:val="en_US" w:bidi="en_US"/>
         </w:rPr>
-      </w:r>
-      <w:r>
-        <w:rPr>
-          <w:i/>
-          <w:lang w:val="en_US" w:bidi="en_US"/>
-        </w:rPr>
-        <w:t>Philemon 1:1, Philemon 1:1–3, Philemon 1:2, Philemon 1:3, Philemon 1:4–7, Philemon 1:5, Philemon 1:6, Philemon 1:8–9, Philemon 1:10, Philemon 1:11, Philemon 1:13–14, Philemon 1:15, Philemon 1:16, Philemon 1:18, Philemon 1:19, Philemon 1:20, Philemon 1:21, Philemon 1:22, Philemon 1:23, Philemon 1:23–25, Philemon 1:24</w:t>
       </w:r>
       <w:r>
         <w:rPr>

--- a/eng/docx/57.content.docx
+++ b/eng/docx/57.content.docx
@@ -150,19 +150,6 @@
           <w:lang w:val="en_US" w:bidi="en_US"/>
         </w:rPr>
         <w:t>PHM</w:t>
-      </w:r>
-      <w:r>
-        <w:rPr>
-          <w:lang w:val="en_US" w:bidi="en_US"/>
-        </w:rPr>
-      </w:r>
-    </w:p>
-    <w:p>
-      <w:pPr/>
-      <w:r>
-        <w:rPr>
-          <w:lang w:val="en_US" w:bidi="en_US"/>
-        </w:rPr>
       </w:r>
       <w:r>
         <w:rPr>

--- a/eng/docx/57.content.docx
+++ b/eng/docx/57.content.docx
@@ -19,7 +19,7 @@
         <w:rPr>
           <w:lang w:val="en_US" w:bidi="en_US"/>
         </w:rPr>
-        <w:t>Resource: Study Notes (Tyndale)</w:t>
+        <w:t>Resource: Tyndale Open Study Notes</w:t>
       </w:r>
       <w:r>
         <w:rPr>
@@ -112,7 +112,7 @@
         <w:rPr>
           <w:lang w:val="en_US" w:bidi="en_US"/>
         </w:rPr>
-        <w:t>Study Notes (Tyndale)</w:t>
+        <w:t>Tyndale Open Study Notes</w:t>
       </w:r>
     </w:p>
     <w:p>

--- a/eng/docx/57.content.docx
+++ b/eng/docx/57.content.docx
@@ -242,7 +242,7 @@
         <w:rPr>
           <w:lang w:val="en_US" w:bidi="en_US"/>
         </w:rPr>
-        <w:t xml:space="preserve">: People traditionally believe the apostle Paul wrote from prison in Rome. However, he might have written earlier from Ephesus, which is closer to Philemon’s home in Colosse (see </w:t>
+        <w:t xml:space="preserve">: Tradition says the apostle Paul was writing from prison in Rome. But he might have written it earlier from Ephesus, which is closer to Philemon’s home in Colossae (see </w:t>
       </w:r>
       <w:r>
         <w:rPr>

--- a/eng/docx/57.content.docx
+++ b/eng/docx/57.content.docx
@@ -19,7 +19,7 @@
         <w:rPr>
           <w:lang w:val="en_US" w:bidi="en_US"/>
         </w:rPr>
-        <w:t>Resource: Tyndale Open Study Notes</w:t>
+        <w:t>Resource: Aquifer Open Study Notes</w:t>
       </w:r>
       <w:r>
         <w:rPr>
@@ -112,7 +112,7 @@
         <w:rPr>
           <w:lang w:val="en_US" w:bidi="en_US"/>
         </w:rPr>
-        <w:t>Tyndale Open Study Notes</w:t>
+        <w:t>Aquifer Open Study Notes</w:t>
       </w:r>
     </w:p>
     <w:p>

--- a/eng/docx/57.content.docx
+++ b/eng/docx/57.content.docx
@@ -487,18 +487,12 @@
         </w:rPr>
         <w:t>: This refers to a servant of Christ who is in a spiritual battle and must be ready to fight against challenges (</w:t>
       </w:r>
-      <w:hyperlink r:id="rId13">
-        <w:r>
-          <w:rPr>
-            <w:lang w:val="en_US" w:bidi="en_US"/>
-          </w:rPr>
-          <w:rPr>
-            <w:color w:val="0000EE"/>
-            <w:u w:val="single"/>
-          </w:rPr>
-          <w:t>Ephesians 6:10–17</w:t>
-        </w:r>
-      </w:hyperlink>
+      <w:r>
+        <w:rPr>
+          <w:lang w:val="en_US" w:bidi="en_US"/>
+        </w:rPr>
+        <w:t>Ephesians 6:10–17</w:t>
+      </w:r>
       <w:r>
         <w:rPr>
           <w:lang w:val="en_US" w:bidi="en_US"/>
@@ -523,18 +517,12 @@
         </w:rPr>
         <w:t xml:space="preserve">Archippus was probably Philemon’s son (also mentioned in </w:t>
       </w:r>
-      <w:hyperlink r:id="rId14">
-        <w:r>
-          <w:rPr>
-            <w:lang w:val="en_US" w:bidi="en_US"/>
-          </w:rPr>
-          <w:rPr>
-            <w:color w:val="0000EE"/>
-            <w:u w:val="single"/>
-          </w:rPr>
-          <w:t>Colossians 4:17</w:t>
-        </w:r>
-      </w:hyperlink>
+      <w:r>
+        <w:rPr>
+          <w:lang w:val="en_US" w:bidi="en_US"/>
+        </w:rPr>
+        <w:t>Colossians 4:17</w:t>
+      </w:r>
       <w:r>
         <w:rPr>
           <w:lang w:val="en_US" w:bidi="en_US"/>
@@ -566,54 +554,36 @@
         </w:rPr>
         <w:t xml:space="preserve">: This confirms that some early Christians would gather in private homes for worship (see also </w:t>
       </w:r>
-      <w:hyperlink r:id="rId15">
-        <w:r>
-          <w:rPr>
-            <w:lang w:val="en_US" w:bidi="en_US"/>
-          </w:rPr>
-          <w:rPr>
-            <w:color w:val="0000EE"/>
-            <w:u w:val="single"/>
-          </w:rPr>
-          <w:t>Romans 16:5</w:t>
-        </w:r>
-      </w:hyperlink>
+      <w:r>
+        <w:rPr>
+          <w:lang w:val="en_US" w:bidi="en_US"/>
+        </w:rPr>
+        <w:t>Romans 16:5</w:t>
+      </w:r>
       <w:r>
         <w:rPr>
           <w:lang w:val="en_US" w:bidi="en_US"/>
         </w:rPr>
         <w:t xml:space="preserve">; </w:t>
       </w:r>
-      <w:hyperlink r:id="rId16">
-        <w:r>
-          <w:rPr>
-            <w:lang w:val="en_US" w:bidi="en_US"/>
-          </w:rPr>
-          <w:rPr>
-            <w:color w:val="0000EE"/>
-            <w:u w:val="single"/>
-          </w:rPr>
-          <w:t>1 Corinthians 16:19</w:t>
-        </w:r>
-      </w:hyperlink>
+      <w:r>
+        <w:rPr>
+          <w:lang w:val="en_US" w:bidi="en_US"/>
+        </w:rPr>
+        <w:t>1 Corinthians 16:19</w:t>
+      </w:r>
       <w:r>
         <w:rPr>
           <w:lang w:val="en_US" w:bidi="en_US"/>
         </w:rPr>
         <w:t xml:space="preserve">; </w:t>
       </w:r>
-      <w:hyperlink r:id="rId17">
-        <w:r>
-          <w:rPr>
-            <w:lang w:val="en_US" w:bidi="en_US"/>
-          </w:rPr>
-          <w:rPr>
-            <w:color w:val="0000EE"/>
-            <w:u w:val="single"/>
-          </w:rPr>
-          <w:t>Colossians 4:15</w:t>
-        </w:r>
-      </w:hyperlink>
+      <w:r>
+        <w:rPr>
+          <w:lang w:val="en_US" w:bidi="en_US"/>
+        </w:rPr>
+        <w:t>Colossians 4:15</w:t>
+      </w:r>
       <w:r>
         <w:rPr>
           <w:lang w:val="en_US" w:bidi="en_US"/>
@@ -679,18 +649,12 @@
         </w:rPr>
         <w:t xml:space="preserve"> is plural, referring to everyone mentioned in </w:t>
       </w:r>
-      <w:hyperlink r:id="rId18">
-        <w:r>
-          <w:rPr>
-            <w:lang w:val="en_US" w:bidi="en_US"/>
-          </w:rPr>
-          <w:rPr>
-            <w:color w:val="0000EE"/>
-            <w:u w:val="single"/>
-          </w:rPr>
-          <w:t>1:2</w:t>
-        </w:r>
-      </w:hyperlink>
+      <w:r>
+        <w:rPr>
+          <w:lang w:val="en_US" w:bidi="en_US"/>
+        </w:rPr>
+        <w:t>1:2</w:t>
+      </w:r>
       <w:r>
         <w:rPr>
           <w:lang w:val="en_US" w:bidi="en_US"/>
@@ -722,18 +686,12 @@
         </w:rPr>
         <w:t xml:space="preserve">: This is a traditional Greek and Hebrew greeting. They are now understood as gifts from God (compare </w:t>
       </w:r>
-      <w:hyperlink r:id="rId19">
-        <w:r>
-          <w:rPr>
-            <w:lang w:val="en_US" w:bidi="en_US"/>
-          </w:rPr>
-          <w:rPr>
-            <w:color w:val="0000EE"/>
-            <w:u w:val="single"/>
-          </w:rPr>
-          <w:t>Romans 5:1–2</w:t>
-        </w:r>
-      </w:hyperlink>
+      <w:r>
+        <w:rPr>
+          <w:lang w:val="en_US" w:bidi="en_US"/>
+        </w:rPr>
+        <w:t>Romans 5:1–2</w:t>
+      </w:r>
       <w:r>
         <w:rPr>
           <w:lang w:val="en_US" w:bidi="en_US"/>
@@ -788,72 +746,48 @@
         </w:rPr>
         <w:t>In his letters, Paul usually thanks God for the faith and love of the people he writes to. He also tells them that he prays for them (</w:t>
       </w:r>
-      <w:hyperlink r:id="rId20">
-        <w:r>
-          <w:rPr>
-            <w:lang w:val="en_US" w:bidi="en_US"/>
-          </w:rPr>
-          <w:rPr>
-            <w:color w:val="0000EE"/>
-            <w:u w:val="single"/>
-          </w:rPr>
-          <w:t>Romans 1:8–12</w:t>
-        </w:r>
-      </w:hyperlink>
+      <w:r>
+        <w:rPr>
+          <w:lang w:val="en_US" w:bidi="en_US"/>
+        </w:rPr>
+        <w:t>Romans 1:8–12</w:t>
+      </w:r>
       <w:r>
         <w:rPr>
           <w:lang w:val="en_US" w:bidi="en_US"/>
         </w:rPr>
         <w:t xml:space="preserve">; </w:t>
       </w:r>
-      <w:hyperlink r:id="rId21">
-        <w:r>
-          <w:rPr>
-            <w:lang w:val="en_US" w:bidi="en_US"/>
-          </w:rPr>
-          <w:rPr>
-            <w:color w:val="0000EE"/>
-            <w:u w:val="single"/>
-          </w:rPr>
-          <w:t>1 Corinthians 1:4–9</w:t>
-        </w:r>
-      </w:hyperlink>
+      <w:r>
+        <w:rPr>
+          <w:lang w:val="en_US" w:bidi="en_US"/>
+        </w:rPr>
+        <w:t>1 Corinthians 1:4–9</w:t>
+      </w:r>
       <w:r>
         <w:rPr>
           <w:lang w:val="en_US" w:bidi="en_US"/>
         </w:rPr>
         <w:t xml:space="preserve">; </w:t>
       </w:r>
-      <w:hyperlink r:id="rId22">
-        <w:r>
-          <w:rPr>
-            <w:lang w:val="en_US" w:bidi="en_US"/>
-          </w:rPr>
-          <w:rPr>
-            <w:color w:val="0000EE"/>
-            <w:u w:val="single"/>
-          </w:rPr>
-          <w:t>2 Corinthians 1:3–11</w:t>
-        </w:r>
-      </w:hyperlink>
+      <w:r>
+        <w:rPr>
+          <w:lang w:val="en_US" w:bidi="en_US"/>
+        </w:rPr>
+        <w:t>2 Corinthians 1:3–11</w:t>
+      </w:r>
       <w:r>
         <w:rPr>
           <w:lang w:val="en_US" w:bidi="en_US"/>
         </w:rPr>
         <w:t xml:space="preserve">; contrast </w:t>
       </w:r>
-      <w:hyperlink r:id="rId23">
-        <w:r>
-          <w:rPr>
-            <w:lang w:val="en_US" w:bidi="en_US"/>
-          </w:rPr>
-          <w:rPr>
-            <w:color w:val="0000EE"/>
-            <w:u w:val="single"/>
-          </w:rPr>
-          <w:t>Galatians 1:6–10</w:t>
-        </w:r>
-      </w:hyperlink>
+      <w:r>
+        <w:rPr>
+          <w:lang w:val="en_US" w:bidi="en_US"/>
+        </w:rPr>
+        <w:t>Galatians 1:6–10</w:t>
+      </w:r>
       <w:r>
         <w:rPr>
           <w:lang w:val="en_US" w:bidi="en_US"/>
@@ -956,36 +890,24 @@
         </w:rPr>
         <w:t xml:space="preserve">You can translate this verse in different ways. Paul is hinting that Philemon should be gracious toward Onesimus because God has been good to Philemon (compare </w:t>
       </w:r>
-      <w:hyperlink r:id="rId24">
-        <w:r>
-          <w:rPr>
-            <w:lang w:val="en_US" w:bidi="en_US"/>
-          </w:rPr>
-          <w:rPr>
-            <w:color w:val="0000EE"/>
-            <w:u w:val="single"/>
-          </w:rPr>
-          <w:t>1:10</w:t>
-        </w:r>
-      </w:hyperlink>
+      <w:r>
+        <w:rPr>
+          <w:lang w:val="en_US" w:bidi="en_US"/>
+        </w:rPr>
+        <w:t>1:10</w:t>
+      </w:r>
       <w:r>
         <w:rPr>
           <w:lang w:val="en_US" w:bidi="en_US"/>
         </w:rPr>
         <w:t xml:space="preserve">, </w:t>
       </w:r>
-      <w:hyperlink r:id="rId25">
-        <w:r>
-          <w:rPr>
-            <w:lang w:val="en_US" w:bidi="en_US"/>
-          </w:rPr>
-          <w:rPr>
-            <w:color w:val="0000EE"/>
-            <w:u w:val="single"/>
-          </w:rPr>
-          <w:t>17–19</w:t>
-        </w:r>
-      </w:hyperlink>
+      <w:r>
+        <w:rPr>
+          <w:lang w:val="en_US" w:bidi="en_US"/>
+        </w:rPr>
+        <w:t>17–19</w:t>
+      </w:r>
       <w:r>
         <w:rPr>
           <w:lang w:val="en_US" w:bidi="en_US"/>
@@ -1044,18 +966,12 @@
         </w:rPr>
         <w:t>The apostle Paul asked for a favor because Philemon was well-known as a kind and loving person (</w:t>
       </w:r>
-      <w:hyperlink r:id="rId26">
-        <w:r>
-          <w:rPr>
-            <w:lang w:val="en_US" w:bidi="en_US"/>
-          </w:rPr>
-          <w:rPr>
-            <w:color w:val="0000EE"/>
-            <w:u w:val="single"/>
-          </w:rPr>
-          <w:t>1:5–7</w:t>
-        </w:r>
-      </w:hyperlink>
+      <w:r>
+        <w:rPr>
+          <w:lang w:val="en_US" w:bidi="en_US"/>
+        </w:rPr>
+        <w:t>1:5–7</w:t>
+      </w:r>
       <w:r>
         <w:rPr>
           <w:lang w:val="en_US" w:bidi="en_US"/>
@@ -1247,18 +1163,12 @@
         </w:rPr>
         <w:t xml:space="preserve">: This might be a play on words (compare </w:t>
       </w:r>
-      <w:hyperlink r:id="rId27">
-        <w:r>
-          <w:rPr>
-            <w:lang w:val="en_US" w:bidi="en_US"/>
-          </w:rPr>
-          <w:rPr>
-            <w:color w:val="0000EE"/>
-            <w:u w:val="single"/>
-          </w:rPr>
-          <w:t>1:20</w:t>
-        </w:r>
-      </w:hyperlink>
+      <w:r>
+        <w:rPr>
+          <w:lang w:val="en_US" w:bidi="en_US"/>
+        </w:rPr>
+        <w:t>1:20</w:t>
+      </w:r>
       <w:r>
         <w:rPr>
           <w:lang w:val="en_US" w:bidi="en_US"/>
@@ -1313,72 +1223,48 @@
         </w:rPr>
         <w:t xml:space="preserve">Paul suggests that he wants Philemon to decide to free Onesimus so he can help Paul (also </w:t>
       </w:r>
-      <w:hyperlink r:id="rId28">
-        <w:r>
-          <w:rPr>
-            <w:lang w:val="en_US" w:bidi="en_US"/>
-          </w:rPr>
-          <w:rPr>
-            <w:color w:val="0000EE"/>
-            <w:u w:val="single"/>
-          </w:rPr>
-          <w:t>1:21</w:t>
-        </w:r>
-      </w:hyperlink>
+      <w:r>
+        <w:rPr>
+          <w:lang w:val="en_US" w:bidi="en_US"/>
+        </w:rPr>
+        <w:t>1:21</w:t>
+      </w:r>
       <w:r>
         <w:rPr>
           <w:lang w:val="en_US" w:bidi="en_US"/>
         </w:rPr>
         <w:t>). The Christian life is a voluntary response to God's grace (</w:t>
       </w:r>
-      <w:hyperlink r:id="rId29">
-        <w:r>
-          <w:rPr>
-            <w:lang w:val="en_US" w:bidi="en_US"/>
-          </w:rPr>
-          <w:rPr>
-            <w:color w:val="0000EE"/>
-            <w:u w:val="single"/>
-          </w:rPr>
-          <w:t>Romans 12:1</w:t>
-        </w:r>
-      </w:hyperlink>
+      <w:r>
+        <w:rPr>
+          <w:lang w:val="en_US" w:bidi="en_US"/>
+        </w:rPr>
+        <w:t>Romans 12:1</w:t>
+      </w:r>
       <w:r>
         <w:rPr>
           <w:lang w:val="en_US" w:bidi="en_US"/>
         </w:rPr>
         <w:t xml:space="preserve">; </w:t>
       </w:r>
-      <w:hyperlink r:id="rId30">
-        <w:r>
-          <w:rPr>
-            <w:lang w:val="en_US" w:bidi="en_US"/>
-          </w:rPr>
-          <w:rPr>
-            <w:color w:val="0000EE"/>
-            <w:u w:val="single"/>
-          </w:rPr>
-          <w:t>Ephesians 4:1</w:t>
-        </w:r>
-      </w:hyperlink>
+      <w:r>
+        <w:rPr>
+          <w:lang w:val="en_US" w:bidi="en_US"/>
+        </w:rPr>
+        <w:t>Ephesians 4:1</w:t>
+      </w:r>
       <w:r>
         <w:rPr>
           <w:lang w:val="en_US" w:bidi="en_US"/>
         </w:rPr>
         <w:t xml:space="preserve">; </w:t>
       </w:r>
-      <w:hyperlink r:id="rId31">
-        <w:r>
-          <w:rPr>
-            <w:lang w:val="en_US" w:bidi="en_US"/>
-          </w:rPr>
-          <w:rPr>
-            <w:color w:val="0000EE"/>
-            <w:u w:val="single"/>
-          </w:rPr>
-          <w:t>Colossians 3:12–13</w:t>
-        </w:r>
-      </w:hyperlink>
+      <w:r>
+        <w:rPr>
+          <w:lang w:val="en_US" w:bidi="en_US"/>
+        </w:rPr>
+        <w:t>Colossians 3:12–13</w:t>
+      </w:r>
       <w:r>
         <w:rPr>
           <w:lang w:val="en_US" w:bidi="en_US"/>
@@ -1684,18 +1570,12 @@
         </w:rPr>
         <w:t xml:space="preserve">: This means Philemon’s salvation. Philemon owed Paul far more than anything Onesimus might have owed him. It is not clear whether Paul led Philemon to faith directly or whether Philemon believed through Paul’s wider preaching (compare </w:t>
       </w:r>
-      <w:hyperlink r:id="rId32">
-        <w:r>
-          <w:rPr>
-            <w:lang w:val="en_US" w:bidi="en_US"/>
-          </w:rPr>
-          <w:rPr>
-            <w:color w:val="0000EE"/>
-            <w:u w:val="single"/>
-          </w:rPr>
-          <w:t>Colossians 1:7</w:t>
-        </w:r>
-      </w:hyperlink>
+      <w:r>
+        <w:rPr>
+          <w:lang w:val="en_US" w:bidi="en_US"/>
+        </w:rPr>
+        <w:t>Colossians 1:7</w:t>
+      </w:r>
       <w:r>
         <w:rPr>
           <w:lang w:val="en_US" w:bidi="en_US"/>
@@ -1789,18 +1669,12 @@
         </w:rPr>
         <w:t xml:space="preserve"> (meaning “favor” or “benefit”) may be a wordplay on the name Onesimus, which can mean “useful” or “beneficial” (compare </w:t>
       </w:r>
-      <w:hyperlink r:id="rId33">
-        <w:r>
-          <w:rPr>
-            <w:lang w:val="en_US" w:bidi="en_US"/>
-          </w:rPr>
-          <w:rPr>
-            <w:color w:val="0000EE"/>
-            <w:u w:val="single"/>
-          </w:rPr>
-          <w:t>1:11</w:t>
-        </w:r>
-      </w:hyperlink>
+      <w:r>
+        <w:rPr>
+          <w:lang w:val="en_US" w:bidi="en_US"/>
+        </w:rPr>
+        <w:t>1:11</w:t>
+      </w:r>
       <w:r>
         <w:rPr>
           <w:lang w:val="en_US" w:bidi="en_US"/>
@@ -1855,18 +1729,12 @@
         </w:rPr>
         <w:t xml:space="preserve">Paul may be suggesting that he hopes Philemon will set Onesimus free (see </w:t>
       </w:r>
-      <w:hyperlink r:id="rId34">
-        <w:r>
-          <w:rPr>
-            <w:lang w:val="en_US" w:bidi="en_US"/>
-          </w:rPr>
-          <w:rPr>
-            <w:color w:val="0000EE"/>
-            <w:u w:val="single"/>
-          </w:rPr>
-          <w:t>1:13–14</w:t>
-        </w:r>
-      </w:hyperlink>
+      <w:r>
+        <w:rPr>
+          <w:lang w:val="en_US" w:bidi="en_US"/>
+        </w:rPr>
+        <w:t>1:13–14</w:t>
+      </w:r>
       <w:r>
         <w:rPr>
           <w:lang w:val="en_US" w:bidi="en_US"/>
@@ -1969,36 +1837,24 @@
         </w:rPr>
         <w:t>Epaphras was a native of Colossae who first brought the good news to Philemon and his family (</w:t>
       </w:r>
-      <w:hyperlink r:id="rId32">
-        <w:r>
-          <w:rPr>
-            <w:lang w:val="en_US" w:bidi="en_US"/>
-          </w:rPr>
-          <w:rPr>
-            <w:color w:val="0000EE"/>
-            <w:u w:val="single"/>
-          </w:rPr>
-          <w:t>Colossians 1:7</w:t>
-        </w:r>
-      </w:hyperlink>
+      <w:r>
+        <w:rPr>
+          <w:lang w:val="en_US" w:bidi="en_US"/>
+        </w:rPr>
+        <w:t>Colossians 1:7</w:t>
+      </w:r>
       <w:r>
         <w:rPr>
           <w:lang w:val="en_US" w:bidi="en_US"/>
         </w:rPr>
         <w:t xml:space="preserve">; </w:t>
       </w:r>
-      <w:hyperlink r:id="rId35">
-        <w:r>
-          <w:rPr>
-            <w:lang w:val="en_US" w:bidi="en_US"/>
-          </w:rPr>
-          <w:rPr>
-            <w:color w:val="0000EE"/>
-            <w:u w:val="single"/>
-          </w:rPr>
-          <w:t>4:12</w:t>
-        </w:r>
-      </w:hyperlink>
+      <w:r>
+        <w:rPr>
+          <w:lang w:val="en_US" w:bidi="en_US"/>
+        </w:rPr>
+        <w:t>4:12</w:t>
+      </w:r>
       <w:r>
         <w:rPr>
           <w:lang w:val="en_US" w:bidi="en_US"/>
@@ -2053,18 +1909,12 @@
         </w:rPr>
         <w:t xml:space="preserve">Paul often ends his letters with greetings from others and a blessing. Compare </w:t>
       </w:r>
-      <w:hyperlink r:id="rId36">
-        <w:r>
-          <w:rPr>
-            <w:lang w:val="en_US" w:bidi="en_US"/>
-          </w:rPr>
-          <w:rPr>
-            <w:color w:val="0000EE"/>
-            <w:u w:val="single"/>
-          </w:rPr>
-          <w:t>Colossians 4:7–18</w:t>
-        </w:r>
-      </w:hyperlink>
+      <w:r>
+        <w:rPr>
+          <w:lang w:val="en_US" w:bidi="en_US"/>
+        </w:rPr>
+        <w:t>Colossians 4:7–18</w:t>
+      </w:r>
       <w:r>
         <w:rPr>
           <w:lang w:val="en_US" w:bidi="en_US"/>
@@ -2123,36 +1973,24 @@
         </w:rPr>
         <w:t>Paul mentions these men at the end of his letter to the Colossians (</w:t>
       </w:r>
-      <w:hyperlink r:id="rId37">
-        <w:r>
-          <w:rPr>
-            <w:lang w:val="en_US" w:bidi="en_US"/>
-          </w:rPr>
-          <w:rPr>
-            <w:color w:val="0000EE"/>
-            <w:u w:val="single"/>
-          </w:rPr>
-          <w:t>Colossians 4:10</w:t>
-        </w:r>
-      </w:hyperlink>
+      <w:r>
+        <w:rPr>
+          <w:lang w:val="en_US" w:bidi="en_US"/>
+        </w:rPr>
+        <w:t>Colossians 4:10</w:t>
+      </w:r>
       <w:r>
         <w:rPr>
           <w:lang w:val="en_US" w:bidi="en_US"/>
         </w:rPr>
         <w:t xml:space="preserve">, </w:t>
       </w:r>
-      <w:hyperlink r:id="rId38">
-        <w:r>
-          <w:rPr>
-            <w:lang w:val="en_US" w:bidi="en_US"/>
-          </w:rPr>
-          <w:rPr>
-            <w:color w:val="0000EE"/>
-            <w:u w:val="single"/>
-          </w:rPr>
-          <w:t>14</w:t>
-        </w:r>
-      </w:hyperlink>
+      <w:r>
+        <w:rPr>
+          <w:lang w:val="en_US" w:bidi="en_US"/>
+        </w:rPr>
+        <w:t>14</w:t>
+      </w:r>
       <w:r>
         <w:rPr>
           <w:lang w:val="en_US" w:bidi="en_US"/>
@@ -2246,54 +2084,36 @@
         </w:rPr>
         <w:t>He was a faithful helper who served with Paul for many years (</w:t>
       </w:r>
-      <w:hyperlink r:id="rId39">
-        <w:r>
-          <w:rPr>
-            <w:lang w:val="en_US" w:bidi="en_US"/>
-          </w:rPr>
-          <w:rPr>
-            <w:color w:val="0000EE"/>
-            <w:u w:val="single"/>
-          </w:rPr>
-          <w:t>Acts 19:29</w:t>
-        </w:r>
-      </w:hyperlink>
+      <w:r>
+        <w:rPr>
+          <w:lang w:val="en_US" w:bidi="en_US"/>
+        </w:rPr>
+        <w:t>Acts 19:29</w:t>
+      </w:r>
       <w:r>
         <w:rPr>
           <w:lang w:val="en_US" w:bidi="en_US"/>
         </w:rPr>
         <w:t xml:space="preserve">; </w:t>
       </w:r>
-      <w:hyperlink r:id="rId40">
-        <w:r>
-          <w:rPr>
-            <w:lang w:val="en_US" w:bidi="en_US"/>
-          </w:rPr>
-          <w:rPr>
-            <w:color w:val="0000EE"/>
-            <w:u w:val="single"/>
-          </w:rPr>
-          <w:t>20:4</w:t>
-        </w:r>
-      </w:hyperlink>
+      <w:r>
+        <w:rPr>
+          <w:lang w:val="en_US" w:bidi="en_US"/>
+        </w:rPr>
+        <w:t>20:4</w:t>
+      </w:r>
       <w:r>
         <w:rPr>
           <w:lang w:val="en_US" w:bidi="en_US"/>
         </w:rPr>
         <w:t xml:space="preserve">; </w:t>
       </w:r>
-      <w:hyperlink r:id="rId41">
-        <w:r>
-          <w:rPr>
-            <w:lang w:val="en_US" w:bidi="en_US"/>
-          </w:rPr>
-          <w:rPr>
-            <w:color w:val="0000EE"/>
-            <w:u w:val="single"/>
-          </w:rPr>
-          <w:t>27:2</w:t>
-        </w:r>
-      </w:hyperlink>
+      <w:r>
+        <w:rPr>
+          <w:lang w:val="en_US" w:bidi="en_US"/>
+        </w:rPr>
+        <w:t>27:2</w:t>
+      </w:r>
       <w:r>
         <w:rPr>
           <w:lang w:val="en_US" w:bidi="en_US"/>
@@ -2325,18 +2145,12 @@
         </w:rPr>
         <w:t>: He was a fellow worker who later abandoned Paul (</w:t>
       </w:r>
-      <w:hyperlink r:id="rId42">
-        <w:r>
-          <w:rPr>
-            <w:lang w:val="en_US" w:bidi="en_US"/>
-          </w:rPr>
-          <w:rPr>
-            <w:color w:val="0000EE"/>
-            <w:u w:val="single"/>
-          </w:rPr>
-          <w:t>2 Timothy 4:10</w:t>
-        </w:r>
-      </w:hyperlink>
+      <w:r>
+        <w:rPr>
+          <w:lang w:val="en_US" w:bidi="en_US"/>
+        </w:rPr>
+        <w:t>2 Timothy 4:10</w:t>
+      </w:r>
       <w:r>
         <w:rPr>
           <w:lang w:val="en_US" w:bidi="en_US"/>
